--- a/public/uploads/contracts/draft-18.docx
+++ b/public/uploads/contracts/draft-18.docx
@@ -51,24 +51,24 @@
           <w:szCs w:val="28"/>
           <w:lang w:val="uz-Cyrl-UZ"/>
         </w:rPr>
-        <w:t xml:space="preserve">2026 йил 26-июн          А-25-TQRWR-сон                                        Тошкент шаҳри ш.</w:t>
-      </w:r>
-    </w:p>
-    <w:p/>
-    <w:p>
-      <w:pPr>
-        <w:spacing w:after="0" w:line="240" w:lineRule="auto"/>
-        <w:ind w:firstLine="851"/>
-        <w:jc w:val="both"/>
-      </w:pPr>
-      <w:r>
-        <w:rPr>
-          <w:rFonts w:ascii="Times New Roman" w:hAnsi="Times New Roman" w:cs="Times New Roman"/>
-          <w:sz w:val="28"/>
-          <w:szCs w:val="28"/>
-          <w:lang w:val="uz-Cyrl-UZ"/>
-        </w:rPr>
-        <w:t xml:space="preserve">Кейинги ўринларда “Ижарага берувчи” деб номланадиган Тошкент шаҳар ҳокимияти томонидан ва кейинги ўринларда “Ижарага олувчи” деб номланадиган Саидова Гулнора («FRESH MARKET» МЧЖ) томонидан мазкур шартномани Ўзбекистон Республикаси Ягона интерактив давлат хизматлари портали орқали 2026 йил 26-июн да келиб тушган А-25-TQRWR-сон аризага биноан тузди.</w:t>
+        <w:t xml:space="preserve">2026 йил 30-июн          А-25-GXANP-сон                                        Тошкент шаҳри ш.</w:t>
+      </w:r>
+    </w:p>
+    <w:p/>
+    <w:p>
+      <w:pPr>
+        <w:spacing w:after="0" w:line="240" w:lineRule="auto"/>
+        <w:ind w:firstLine="851"/>
+        <w:jc w:val="both"/>
+      </w:pPr>
+      <w:r>
+        <w:rPr>
+          <w:rFonts w:ascii="Times New Roman" w:hAnsi="Times New Roman" w:cs="Times New Roman"/>
+          <w:sz w:val="28"/>
+          <w:szCs w:val="28"/>
+          <w:lang w:val="uz-Cyrl-UZ"/>
+        </w:rPr>
+        <w:t xml:space="preserve">Кейинги ўринларда “Ижарага берувчи” деб номланадиган Тошкент шаҳар ҳокимияти томонидан ва кейинги ўринларда “Ижарага олувчи” деб номланадиган Саидова Гулнора («UNIVERSAL TRADE» МЧЖ) томонидан мазкур шартномани Ўзбекистон Республикаси Ягона интерактив давлат хизматлари портали орқали 2026 йил 30-июн да келиб тушган А-25-GXANP-сон аризага биноан тузди.</w:t>
       </w:r>
     </w:p>
     <w:p/>
@@ -120,7 +120,7 @@
           <w:szCs w:val="28"/>
           <w:lang w:val="uz-Cyrl-UZ"/>
         </w:rPr>
-        <w:t xml:space="preserve">1.2. Ижарага берувчи ер участкасини 2026 йил 26-июн дан 1 (бир) йил муддатга ижарага беради, Ижарага олувчи эса ўзига тегишли бўлган Тошкент шаҳрининг Мирзо-Улуғбек туманидаги Мирзо-Улуғбек тумани, Ибн Сино кўчаси, №31 манзилда жойлашган «FRESH MARKET» МЧЖ объекти (ер участкаси)га туташ ҳудуддаги кейинчалик “Ер участкаси” деб номланувчи 78 кв.м ер майдонни Озиқ-овқат дўкони фаолиятини ташкил этиш учун ижарага олади.</w:t>
+        <w:t xml:space="preserve">1.2. Ижарага берувчи ер участкасини 2026 йил 30-июн дан 1 (бир) йил муддатга ижарага беради, Ижарага олувчи эса ўзига тегишли бўлган Тошкент шаҳрининг Мирзо-Улуғбек туманидаги Мирзо-Улуғбек тумани, Боғибўстон кўчаси, №62 манзилда жойлашган «UNIVERSAL TRADE» МЧЖ объекти (ер участкаси)га туташ ҳудуддаги кейинчалик “Ер участкаси” деб номланувчи 33 кв.м ер майдонни Улгуржи савдо фаолиятини ташкил этиш учун ижарага олади.</w:t>
       </w:r>
     </w:p>
     <w:p/>
@@ -274,7 +274,7 @@
           <w:szCs w:val="28"/>
           <w:lang w:val="uz-Cyrl-UZ"/>
         </w:rPr>
-        <w:t xml:space="preserve">2.6. Объект жойлашган кўча тури: Гастрономик кўча. Кадастр рақами: 10:11:04:07:01:0103.</w:t>
+        <w:t xml:space="preserve">2.6. Объект жойлашган кўча тури: Гастрономик кўча. Кадастр рақами: 10:11:07:06:02:0117.</w:t>
       </w:r>
     </w:p>
     <w:p/>
@@ -343,7 +343,7 @@
           <w:szCs w:val="28"/>
           <w:lang w:val="uz-Cyrl-UZ"/>
         </w:rPr>
-        <w:t xml:space="preserve">3.3. Ер участкаси учун йиллик ижара тўлови 42 120 000 сўмни ташкил этади ва йиллик ижара тўлов суммасининг тенг миқдорга бўлган ҳолда ҳар ойда (ойлик 3 510 000 сўм) амалга оширилади.</w:t>
+        <w:t xml:space="preserve">3.3. Ер участкаси учун йиллик ижара тўлови 17 820 000 сўмни ташкил этади ва йиллик ижара тўлов суммасининг тенг миқдорга бўлган ҳолда ҳар ойда (ойлик 1 485 000 сўм) амалга оширилади.</w:t>
       </w:r>
     </w:p>
     <w:p/>
@@ -1021,149 +1021,6 @@
         <w:t xml:space="preserve">Тарафларнинг юридик манзиллари ва реквизитлари:</w:t>
       </w:r>
     </w:p>
-    <w:p/>
-    <w:p/>
-    <w:tbl>
-      <w:tblPr>
-        <w:tblW w:w="9000" w:type="dxa"/>
-        <w:jc w:val="center"/>
-        <w:tblBorders>
-          <w:top w:val="none" w:sz="0" w:space="0"/>
-          <w:left w:val="none" w:sz="0" w:space="0"/>
-          <w:bottom w:val="none" w:sz="0" w:space="0"/>
-          <w:right w:val="none" w:sz="0" w:space="0"/>
-          <w:insideH w:val="none" w:sz="0" w:space="0"/>
-          <w:insideV w:val="none" w:sz="0" w:space="0"/>
-        </w:tblBorders>
-      </w:tblPr>
-      <w:tr>
-        <w:tc>
-          <w:tcPr>
-            <w:tcW w:w="3200" w:type="dxa"/>
-            <w:vAlign w:val="center"/>
-          </w:tcPr>
-          <w:p>
-            <w:pPr>
-              <w:jc w:val="left"/>
-              <w:spacing w:after="20" w:line="240" w:lineRule="auto"/>
-            </w:pPr>
-            <w:r>
-              <w:rPr>
-                <w:rFonts w:ascii="Times New Roman" w:hAnsi="Times New Roman" w:cs="Times New Roman"/>
-                <w:b/>
-                <w:bCs/>
-                <w:sz w:val="28"/>
-                <w:szCs w:val="28"/>
-                <w:lang w:val="uz-Cyrl-UZ"/>
-              </w:rPr>
-              <w:t xml:space="preserve">18-сон</w:t>
-            </w:r>
-          </w:p>
-          <w:p>
-            <w:pPr>
-              <w:jc w:val="left"/>
-              <w:spacing w:after="20" w:line="240" w:lineRule="auto"/>
-            </w:pPr>
-            <w:r>
-              <w:rPr>
-                <w:rFonts w:ascii="Times New Roman" w:hAnsi="Times New Roman" w:cs="Times New Roman"/>
-                <w:b/>
-                <w:bCs/>
-                <w:sz w:val="28"/>
-                <w:szCs w:val="28"/>
-                <w:lang w:val="uz-Cyrl-UZ"/>
-              </w:rPr>
-              <w:t xml:space="preserve">2026-йил 26-июн</w:t>
-            </w:r>
-          </w:p>
-        </w:tc>
-        <w:tc>
-          <w:tcPr>
-            <w:tcW w:w="2600" w:type="dxa"/>
-            <w:vAlign w:val="center"/>
-          </w:tcPr>
-          <w:p>
-            <w:pPr>
-              <w:jc w:val="center"/>
-              <w:spacing w:after="0"/>
-            </w:pPr>
-            <w:r>
-              <w:drawing>
-                <wp:inline distT="0" distB="0" distL="0" distR="0">
-                  <wp:extent cx="990000" cy="990000"/>
-                  <wp:effectExtent l="0" t="0" r="0" b="0"/>
-                  <wp:docPr id="1" name="QR1"/>
-                  <wp:cNvGraphicFramePr/>
-                  <a:graphic xmlns:a="http://schemas.openxmlformats.org/drawingml/2006/main">
-                    <a:graphicData uri="http://schemas.openxmlformats.org/drawingml/2006/picture">
-                      <pic:pic xmlns:pic="http://schemas.openxmlformats.org/drawingml/2006/picture">
-                        <pic:nvPicPr>
-                          <pic:cNvPr id="1" name="QR1"/>
-                          <pic:cNvPicPr/>
-                        </pic:nvPicPr>
-                        <pic:blipFill>
-                          <a:blip r:embed="rIdImg1"/>
-                          <a:stretch>
-                            <a:fillRect/>
-                          </a:stretch>
-                        </pic:blipFill>
-                        <pic:spPr>
-                          <a:xfrm>
-                            <a:off x="0" y="0"/>
-                            <a:ext cx="990000" cy="990000"/>
-                          </a:xfrm>
-                          <a:prstGeom prst="rect">
-                            <a:avLst/>
-                          </a:prstGeom>
-                        </pic:spPr>
-                      </pic:pic>
-                    </a:graphicData>
-                  </a:graphic>
-                </wp:inline>
-              </w:drawing>
-            </w:r>
-          </w:p>
-        </w:tc>
-        <w:tc>
-          <w:tcPr>
-            <w:tcW w:w="3200" w:type="dxa"/>
-            <w:vAlign w:val="center"/>
-          </w:tcPr>
-          <w:p>
-            <w:pPr>
-              <w:jc w:val="right"/>
-              <w:spacing w:after="20" w:line="240" w:lineRule="auto"/>
-            </w:pPr>
-            <w:r>
-              <w:rPr>
-                <w:rFonts w:ascii="Times New Roman" w:hAnsi="Times New Roman" w:cs="Times New Roman"/>
-                <w:b/>
-                <w:bCs/>
-                <w:sz w:val="28"/>
-                <w:szCs w:val="28"/>
-                <w:lang w:val="uz-Cyrl-UZ"/>
-              </w:rPr>
-              <w:t xml:space="preserve">Ш. Каримов</w:t>
-            </w:r>
-          </w:p>
-          <w:p>
-            <w:pPr>
-              <w:jc w:val="right"/>
-              <w:spacing w:after="20" w:line="240" w:lineRule="auto"/>
-            </w:pPr>
-            <w:r>
-              <w:rPr>
-                <w:rFonts w:ascii="Times New Roman" w:hAnsi="Times New Roman" w:cs="Times New Roman"/>
-                <w:sz w:val="28"/>
-                <w:szCs w:val="28"/>
-                <w:lang w:val="uz-Cyrl-UZ"/>
-              </w:rPr>
-              <w:t xml:space="preserve">Бошқарув раиси</w:t>
-            </w:r>
-          </w:p>
-        </w:tc>
-      </w:tr>
-    </w:tbl>
     <w:p/>
     <w:tbl>
       <w:tblPr>
@@ -1296,16 +1153,87 @@
           <w:p>
             <w:pPr>
               <w:jc w:val="center"/>
-              <w:spacing w:after="20"/>
-            </w:pPr>
-            <w:r>
-              <w:rPr>
-                <w:rFonts w:ascii="Times New Roman" w:hAnsi="Times New Roman" w:cs="Times New Roman"/>
-                <w:sz w:val="28"/>
-                <w:szCs w:val="28"/>
-                <w:lang w:val="uz-Cyrl-UZ"/>
-              </w:rPr>
-              <w:t xml:space="preserve">Е-ИМЗО билан тасдиқланган (юқорида)</w:t>
+              <w:spacing w:after="0"/>
+            </w:pPr>
+            <w:r>
+              <w:drawing>
+                <wp:inline distT="0" distB="0" distL="0" distR="0">
+                  <wp:extent cx="760000" cy="760000"/>
+                  <wp:effectExtent l="0" t="0" r="0" b="0"/>
+                  <wp:docPr id="1" name="QR1"/>
+                  <wp:cNvGraphicFramePr/>
+                  <a:graphic xmlns:a="http://schemas.openxmlformats.org/drawingml/2006/main">
+                    <a:graphicData uri="http://schemas.openxmlformats.org/drawingml/2006/picture">
+                      <pic:pic xmlns:pic="http://schemas.openxmlformats.org/drawingml/2006/picture">
+                        <pic:nvPicPr>
+                          <pic:cNvPr id="1" name="QR1"/>
+                          <pic:cNvPicPr/>
+                        </pic:nvPicPr>
+                        <pic:blipFill>
+                          <a:blip r:embed="rIdImg1"/>
+                          <a:stretch>
+                            <a:fillRect/>
+                          </a:stretch>
+                        </pic:blipFill>
+                        <pic:spPr>
+                          <a:xfrm>
+                            <a:off x="0" y="0"/>
+                            <a:ext cx="760000" cy="760000"/>
+                          </a:xfrm>
+                          <a:prstGeom prst="rect">
+                            <a:avLst/>
+                          </a:prstGeom>
+                        </pic:spPr>
+                      </pic:pic>
+                    </a:graphicData>
+                  </a:graphic>
+                </wp:inline>
+              </w:drawing>
+            </w:r>
+          </w:p>
+          <w:p>
+            <w:pPr>
+              <w:jc w:val="center"/>
+              <w:spacing w:after="20"/>
+            </w:pPr>
+            <w:r>
+              <w:rPr>
+                <w:rFonts w:ascii="Times New Roman" w:hAnsi="Times New Roman" w:cs="Times New Roman"/>
+                <w:sz w:val="28"/>
+                <w:szCs w:val="28"/>
+                <w:lang w:val="uz-Cyrl-UZ"/>
+              </w:rPr>
+              <w:t xml:space="preserve">Е-ИМЗО: Ш. Каримов</w:t>
+            </w:r>
+          </w:p>
+          <w:p>
+            <w:pPr>
+              <w:jc w:val="center"/>
+              <w:spacing w:after="20"/>
+            </w:pPr>
+            <w:r>
+              <w:rPr>
+                <w:rFonts w:ascii="Times New Roman" w:hAnsi="Times New Roman" w:cs="Times New Roman"/>
+                <w:sz w:val="28"/>
+                <w:szCs w:val="28"/>
+                <w:lang w:val="uz-Cyrl-UZ"/>
+              </w:rPr>
+              <w:t xml:space="preserve">Бошқарув раиси</w:t>
+            </w:r>
+          </w:p>
+          <w:p>
+            <w:pPr>
+              <w:jc w:val="center"/>
+              <w:spacing w:after="20"/>
+            </w:pPr>
+            <w:r>
+              <w:rPr>
+                <w:rFonts w:ascii="Times New Roman" w:hAnsi="Times New Roman" w:cs="Times New Roman"/>
+                <w:sz w:val="28"/>
+                <w:szCs w:val="28"/>
+                <w:lang w:val="uz-Cyrl-UZ"/>
+              </w:rPr>
+              <w:t xml:space="preserve">18-сон, 2026-йил 30-июн</w:t>
             </w:r>
           </w:p>
         </w:tc>
@@ -1346,7 +1274,7 @@
                 <w:szCs w:val="28"/>
                 <w:lang w:val="uz-Cyrl-UZ"/>
               </w:rPr>
-              <w:t xml:space="preserve">«FRESH MARKET» МЧЖ</w:t>
+              <w:t xml:space="preserve">«UNIVERSAL TRADE» МЧЖ</w:t>
             </w:r>
           </w:p>
           <w:p>
@@ -1376,7 +1304,7 @@
                 <w:szCs w:val="28"/>
                 <w:lang w:val="uz-Cyrl-UZ"/>
               </w:rPr>
-              <w:t xml:space="preserve">Манзил: Мирзо-Улуғбек тумани, Ибн Сино кўчаси, №31</w:t>
+              <w:t xml:space="preserve">Манзил: Мирзо-Улуғбек тумани, Боғибўстон кўчаси, №62</w:t>
             </w:r>
           </w:p>
           <w:p>
@@ -1492,7 +1420,7 @@
                 <w:szCs w:val="28"/>
                 <w:lang w:val="uz-Cyrl-UZ"/>
               </w:rPr>
-              <w:t xml:space="preserve">2026-йил 26-июн</w:t>
+              <w:t xml:space="preserve">2026-йил 30-июн</w:t>
             </w:r>
           </w:p>
         </w:tc>

--- a/public/uploads/contracts/draft-18.docx
+++ b/public/uploads/contracts/draft-18.docx
@@ -51,24 +51,24 @@
           <w:szCs w:val="28"/>
           <w:lang w:val="uz-Cyrl-UZ"/>
         </w:rPr>
-        <w:t xml:space="preserve">2026 йил 30-июн          А-25-GXANP-сон                                        Тошкент шаҳри ш.</w:t>
-      </w:r>
-    </w:p>
-    <w:p/>
-    <w:p>
-      <w:pPr>
-        <w:spacing w:after="0" w:line="240" w:lineRule="auto"/>
-        <w:ind w:firstLine="851"/>
-        <w:jc w:val="both"/>
-      </w:pPr>
-      <w:r>
-        <w:rPr>
-          <w:rFonts w:ascii="Times New Roman" w:hAnsi="Times New Roman" w:cs="Times New Roman"/>
-          <w:sz w:val="28"/>
-          <w:szCs w:val="28"/>
-          <w:lang w:val="uz-Cyrl-UZ"/>
-        </w:rPr>
-        <w:t xml:space="preserve">Кейинги ўринларда “Ижарага берувчи” деб номланадиган Тошкент шаҳар ҳокимияти томонидан ва кейинги ўринларда “Ижарага олувчи” деб номланадиган Саидова Гулнора («UNIVERSAL TRADE» МЧЖ) томонидан мазкур шартномани Ўзбекистон Республикаси Ягона интерактив давлат хизматлари портали орқали 2026 йил 30-июн да келиб тушган А-25-GXANP-сон аризага биноан тузди.</w:t>
+        <w:t xml:space="preserve">2026 йил 1-июл          А-25-SEJ6D-сон                                        Тошкент шаҳри ш.</w:t>
+      </w:r>
+    </w:p>
+    <w:p/>
+    <w:p>
+      <w:pPr>
+        <w:spacing w:after="0" w:line="240" w:lineRule="auto"/>
+        <w:ind w:firstLine="851"/>
+        <w:jc w:val="both"/>
+      </w:pPr>
+      <w:r>
+        <w:rPr>
+          <w:rFonts w:ascii="Times New Roman" w:hAnsi="Times New Roman" w:cs="Times New Roman"/>
+          <w:sz w:val="28"/>
+          <w:szCs w:val="28"/>
+          <w:lang w:val="uz-Cyrl-UZ"/>
+        </w:rPr>
+        <w:t xml:space="preserve">Кейинги ўринларда “Ижарага берувчи” деб номланадиган Тошкент шаҳар ҳокимияти томонидан ва кейинги ўринларда “Ижарага олувчи” деб номланадиган Тўраев Ботир («UNIVERSAL TRADE» МЧЖ) томонидан мазкур шартномани Ўзбекистон Республикаси Ягона интерактив давлат хизматлари портали орқали 2026 йил 1-июл да келиб тушган А-25-SEJ6D-сон аризага биноан тузди.</w:t>
       </w:r>
     </w:p>
     <w:p/>
@@ -120,7 +120,7 @@
           <w:szCs w:val="28"/>
           <w:lang w:val="uz-Cyrl-UZ"/>
         </w:rPr>
-        <w:t xml:space="preserve">1.2. Ижарага берувчи ер участкасини 2026 йил 30-июн дан 1 (бир) йил муддатга ижарага беради, Ижарага олувчи эса ўзига тегишли бўлган Тошкент шаҳрининг Мирзо-Улуғбек туманидаги Мирзо-Улуғбек тумани, Боғибўстон кўчаси, №62 манзилда жойлашган «UNIVERSAL TRADE» МЧЖ объекти (ер участкаси)га туташ ҳудуддаги кейинчалик “Ер участкаси” деб номланувчи 33 кв.м ер майдонни Улгуржи савдо фаолиятини ташкил этиш учун ижарага олади.</w:t>
+        <w:t xml:space="preserve">1.2. Ижарага берувчи ер участкасини 2026 йил 1-июл дан 1 (бир) йил муддатга ижарага беради, Ижарага олувчи эса ўзига тегишли бўлган Тошкент шаҳрининг Мирзо-Улуғбек туманидаги Мирзо-Улуғбек тумани, Ўзбекистон кўчаси, №110 манзилда жойлашган «UNIVERSAL TRADE» МЧЖ объекти (ер участкаси)га туташ ҳудуддаги кейинчалик “Ер участкаси” деб номланувчи 42 кв.м ер майдонни Улгуржи савдо фаолиятини ташкил этиш учун ижарага олади.</w:t>
       </w:r>
     </w:p>
     <w:p/>
@@ -274,7 +274,7 @@
           <w:szCs w:val="28"/>
           <w:lang w:val="uz-Cyrl-UZ"/>
         </w:rPr>
-        <w:t xml:space="preserve">2.6. Объект жойлашган кўча тури: Гастрономик кўча. Кадастр рақами: 10:11:07:06:02:0117.</w:t>
+        <w:t xml:space="preserve">2.6. Объект жойлашган кўча тури: Гастрономик кўча. Кадастр рақами: 10:11:03:01:04:0117.</w:t>
       </w:r>
     </w:p>
     <w:p/>
@@ -343,7 +343,7 @@
           <w:szCs w:val="28"/>
           <w:lang w:val="uz-Cyrl-UZ"/>
         </w:rPr>
-        <w:t xml:space="preserve">3.3. Ер участкаси учун йиллик ижара тўлови 17 820 000 сўмни ташкил этади ва йиллик ижара тўлов суммасининг тенг миқдорга бўлган ҳолда ҳар ойда (ойлик 1 485 000 сўм) амалга оширилади.</w:t>
+        <w:t xml:space="preserve">3.3. Ер участкаси учун йиллик ижара тўлови 22 680 000 сўмни ташкил этади ва йиллик ижара тўлов суммасининг тенг миқдорга бўлган ҳолда ҳар ойда (ойлик 1 890 000 сўм) амалга оширилади.</w:t>
       </w:r>
     </w:p>
     <w:p/>
@@ -1233,7 +1233,7 @@
                 <w:szCs w:val="28"/>
                 <w:lang w:val="uz-Cyrl-UZ"/>
               </w:rPr>
-              <w:t xml:space="preserve">18-сон, 2026-йил 30-июн</w:t>
+              <w:t xml:space="preserve">18-сон, 2026-йил 1-июл</w:t>
             </w:r>
           </w:p>
         </w:tc>
@@ -1289,37 +1289,37 @@
                 <w:szCs w:val="28"/>
                 <w:lang w:val="uz-Cyrl-UZ"/>
               </w:rPr>
-              <w:t xml:space="preserve">ФИО: Саидова Гулнора</w:t>
-            </w:r>
-          </w:p>
-          <w:p>
-            <w:pPr>
-              <w:jc w:val="center"/>
-              <w:spacing w:after="20"/>
-            </w:pPr>
-            <w:r>
-              <w:rPr>
-                <w:rFonts w:ascii="Times New Roman" w:hAnsi="Times New Roman" w:cs="Times New Roman"/>
-                <w:sz w:val="28"/>
-                <w:szCs w:val="28"/>
-                <w:lang w:val="uz-Cyrl-UZ"/>
-              </w:rPr>
-              <w:t xml:space="preserve">Манзил: Мирзо-Улуғбек тумани, Боғибўстон кўчаси, №62</w:t>
-            </w:r>
-          </w:p>
-          <w:p>
-            <w:pPr>
-              <w:jc w:val="center"/>
-              <w:spacing w:after="20"/>
-            </w:pPr>
-            <w:r>
-              <w:rPr>
-                <w:rFonts w:ascii="Times New Roman" w:hAnsi="Times New Roman" w:cs="Times New Roman"/>
-                <w:sz w:val="28"/>
-                <w:szCs w:val="28"/>
-                <w:lang w:val="uz-Cyrl-UZ"/>
-              </w:rPr>
-              <w:t xml:space="preserve">СТИР (ЖШШИР): 30000000088888</w:t>
+              <w:t xml:space="preserve">ФИО: Тўраев Ботир</w:t>
+            </w:r>
+          </w:p>
+          <w:p>
+            <w:pPr>
+              <w:jc w:val="center"/>
+              <w:spacing w:after="20"/>
+            </w:pPr>
+            <w:r>
+              <w:rPr>
+                <w:rFonts w:ascii="Times New Roman" w:hAnsi="Times New Roman" w:cs="Times New Roman"/>
+                <w:sz w:val="28"/>
+                <w:szCs w:val="28"/>
+                <w:lang w:val="uz-Cyrl-UZ"/>
+              </w:rPr>
+              <w:t xml:space="preserve">Манзил: Мирзо-Улуғбек тумани, Ўзбекистон кўчаси, №110</w:t>
+            </w:r>
+          </w:p>
+          <w:p>
+            <w:pPr>
+              <w:jc w:val="center"/>
+              <w:spacing w:after="20"/>
+            </w:pPr>
+            <w:r>
+              <w:rPr>
+                <w:rFonts w:ascii="Times New Roman" w:hAnsi="Times New Roman" w:cs="Times New Roman"/>
+                <w:sz w:val="28"/>
+                <w:szCs w:val="28"/>
+                <w:lang w:val="uz-Cyrl-UZ"/>
+              </w:rPr>
+              <w:t xml:space="preserve">СТИР (ЖШШИР): 30000000077777</w:t>
             </w:r>
           </w:p>
           <w:p>
@@ -1405,22 +1405,22 @@
                 <w:szCs w:val="28"/>
                 <w:lang w:val="uz-Cyrl-UZ"/>
               </w:rPr>
-              <w:t xml:space="preserve">Е-ИМЗО: Саидова Гулнора</w:t>
-            </w:r>
-          </w:p>
-          <w:p>
-            <w:pPr>
-              <w:jc w:val="center"/>
-              <w:spacing w:after="20"/>
-            </w:pPr>
-            <w:r>
-              <w:rPr>
-                <w:rFonts w:ascii="Times New Roman" w:hAnsi="Times New Roman" w:cs="Times New Roman"/>
-                <w:sz w:val="28"/>
-                <w:szCs w:val="28"/>
-                <w:lang w:val="uz-Cyrl-UZ"/>
-              </w:rPr>
-              <w:t xml:space="preserve">2026-йил 30-июн</w:t>
+              <w:t xml:space="preserve">Е-ИМЗО: Тўраев Ботир</w:t>
+            </w:r>
+          </w:p>
+          <w:p>
+            <w:pPr>
+              <w:jc w:val="center"/>
+              <w:spacing w:after="20"/>
+            </w:pPr>
+            <w:r>
+              <w:rPr>
+                <w:rFonts w:ascii="Times New Roman" w:hAnsi="Times New Roman" w:cs="Times New Roman"/>
+                <w:sz w:val="28"/>
+                <w:szCs w:val="28"/>
+                <w:lang w:val="uz-Cyrl-UZ"/>
+              </w:rPr>
+              <w:t xml:space="preserve">2026-йил 1-июл</w:t>
             </w:r>
           </w:p>
         </w:tc>

--- a/public/uploads/contracts/draft-18.docx
+++ b/public/uploads/contracts/draft-18.docx
@@ -51,24 +51,24 @@
           <w:szCs w:val="28"/>
           <w:lang w:val="uz-Cyrl-UZ"/>
         </w:rPr>
-        <w:t xml:space="preserve">2026 йил 1-июл          А-25-SEJ6D-сон                                        Тошкент шаҳри ш.</w:t>
-      </w:r>
-    </w:p>
-    <w:p/>
-    <w:p>
-      <w:pPr>
-        <w:spacing w:after="0" w:line="240" w:lineRule="auto"/>
-        <w:ind w:firstLine="851"/>
-        <w:jc w:val="both"/>
-      </w:pPr>
-      <w:r>
-        <w:rPr>
-          <w:rFonts w:ascii="Times New Roman" w:hAnsi="Times New Roman" w:cs="Times New Roman"/>
-          <w:sz w:val="28"/>
-          <w:szCs w:val="28"/>
-          <w:lang w:val="uz-Cyrl-UZ"/>
-        </w:rPr>
-        <w:t xml:space="preserve">Кейинги ўринларда “Ижарага берувчи” деб номланадиган Тошкент шаҳар ҳокимияти томонидан ва кейинги ўринларда “Ижарага олувчи” деб номланадиган Тўраев Ботир («UNIVERSAL TRADE» МЧЖ) томонидан мазкур шартномани Ўзбекистон Республикаси Ягона интерактив давлат хизматлари портали орқали 2026 йил 1-июл да келиб тушган А-25-SEJ6D-сон аризага биноан тузди.</w:t>
+        <w:t xml:space="preserve">2026 йил 1-июл          А-25-PZOR8-сон                                        Тошкент шаҳри ш.</w:t>
+      </w:r>
+    </w:p>
+    <w:p/>
+    <w:p>
+      <w:pPr>
+        <w:spacing w:after="0" w:line="240" w:lineRule="auto"/>
+        <w:ind w:firstLine="851"/>
+        <w:jc w:val="both"/>
+      </w:pPr>
+      <w:r>
+        <w:rPr>
+          <w:rFonts w:ascii="Times New Roman" w:hAnsi="Times New Roman" w:cs="Times New Roman"/>
+          <w:sz w:val="28"/>
+          <w:szCs w:val="28"/>
+          <w:lang w:val="uz-Cyrl-UZ"/>
+        </w:rPr>
+        <w:t xml:space="preserve">Кейинги ўринларда “Ижарага берувчи” деб номланадиган Тошкент шаҳар ҳокимияти томонидан ва кейинги ўринларда “Ижарага олувчи” деб номланадиган Усмонов Сардор («UNIVERSAL TRADE» МЧЖ) томонидан мазкур шартномани Ўзбекистон Республикаси Ягона интерактив давлат хизматлари портали орқали 2026 йил 1-июл да келиб тушган А-25-PZOR8-сон аризага биноан тузди.</w:t>
       </w:r>
     </w:p>
     <w:p/>
@@ -120,7 +120,7 @@
           <w:szCs w:val="28"/>
           <w:lang w:val="uz-Cyrl-UZ"/>
         </w:rPr>
-        <w:t xml:space="preserve">1.2. Ижарага берувчи ер участкасини 2026 йил 1-июл дан 1 (бир) йил муддатга ижарага беради, Ижарага олувчи эса ўзига тегишли бўлган Тошкент шаҳрининг Мирзо-Улуғбек туманидаги Мирзо-Улуғбек тумани, Ўзбекистон кўчаси, №110 манзилда жойлашган «UNIVERSAL TRADE» МЧЖ объекти (ер участкаси)га туташ ҳудуддаги кейинчалик “Ер участкаси” деб номланувчи 42 кв.м ер майдонни Улгуржи савдо фаолиятини ташкил этиш учун ижарага олади.</w:t>
+        <w:t xml:space="preserve">1.2. Ижарага берувчи ер участкасини 2026 йил 1-июл дан 1 (бир) йил муддатга ижарага беради, Ижарага олувчи эса ўзига тегишли бўлган Тошкент шаҳрининг Мирзо-Улуғбек туманидаги Мирзо-Улуғбек тумани, Чорсу кўчаси, №65 манзилда жойлашган «UNIVERSAL TRADE» МЧЖ объекти (ер участкаси)га туташ ҳудуддаги кейинчалик “Ер участкаси” деб номланувчи 36 кв.м ер майдонни Хизмат фаолиятини ташкил этиш учун ижарага олади.</w:t>
       </w:r>
     </w:p>
     <w:p/>
@@ -274,7 +274,7 @@
           <w:szCs w:val="28"/>
           <w:lang w:val="uz-Cyrl-UZ"/>
         </w:rPr>
-        <w:t xml:space="preserve">2.6. Объект жойлашган кўча тури: Гастрономик кўча. Кадастр рақами: 10:11:03:01:04:0117.</w:t>
+        <w:t xml:space="preserve">2.6. Объект жойлашган кўча тури: Туризм (гастрономик). Кадастр рақами: 10:11:09:03:07:0117.</w:t>
       </w:r>
     </w:p>
     <w:p/>
@@ -343,7 +343,7 @@
           <w:szCs w:val="28"/>
           <w:lang w:val="uz-Cyrl-UZ"/>
         </w:rPr>
-        <w:t xml:space="preserve">3.3. Ер участкаси учун йиллик ижара тўлови 22 680 000 сўмни ташкил этади ва йиллик ижара тўлов суммасининг тенг миқдорга бўлган ҳолда ҳар ойда (ойлик 1 890 000 сўм) амалга оширилади.</w:t>
+        <w:t xml:space="preserve">3.3. Ер участкаси учун йиллик ижара тўлови 19 440 000 сўмни ташкил этади ва йиллик ижара тўлов суммасининг тенг миқдорга бўлган ҳолда ҳар ойда (ойлик 1 620 000 сўм) амалга оширилади.</w:t>
       </w:r>
     </w:p>
     <w:p/>
@@ -1289,7 +1289,7 @@
                 <w:szCs w:val="28"/>
                 <w:lang w:val="uz-Cyrl-UZ"/>
               </w:rPr>
-              <w:t xml:space="preserve">ФИО: Тўраев Ботир</w:t>
+              <w:t xml:space="preserve">ФИО: Усмонов Сардор</w:t>
             </w:r>
           </w:p>
           <w:p>
@@ -1304,7 +1304,7 @@
                 <w:szCs w:val="28"/>
                 <w:lang w:val="uz-Cyrl-UZ"/>
               </w:rPr>
-              <w:t xml:space="preserve">Манзил: Мирзо-Улуғбек тумани, Ўзбекистон кўчаси, №110</w:t>
+              <w:t xml:space="preserve">Манзил: Мирзо-Улуғбек тумани, Чорсу кўчаси, №65</w:t>
             </w:r>
           </w:p>
           <w:p>
@@ -1319,7 +1319,7 @@
                 <w:szCs w:val="28"/>
                 <w:lang w:val="uz-Cyrl-UZ"/>
               </w:rPr>
-              <w:t xml:space="preserve">СТИР (ЖШШИР): 30000000077777</w:t>
+              <w:t xml:space="preserve">СТИР (ЖШШИР): 30000000022222</w:t>
             </w:r>
           </w:p>
           <w:p>
@@ -1405,7 +1405,7 @@
                 <w:szCs w:val="28"/>
                 <w:lang w:val="uz-Cyrl-UZ"/>
               </w:rPr>
-              <w:t xml:space="preserve">Е-ИМЗО: Тўраев Ботир</w:t>
+              <w:t xml:space="preserve">Е-ИМЗО: Усмонов Сардор</w:t>
             </w:r>
           </w:p>
           <w:p>
@@ -1421,6 +1421,661 @@
                 <w:lang w:val="uz-Cyrl-UZ"/>
               </w:rPr>
               <w:t xml:space="preserve">2026-йил 1-июл</w:t>
+            </w:r>
+          </w:p>
+        </w:tc>
+      </w:tr>
+    </w:tbl>
+    <w:p>
+      <w:r>
+        <w:br w:type="page"/>
+      </w:r>
+    </w:p>
+    <w:p>
+      <w:pPr>
+        <w:spacing w:before="120" w:after="120" w:line="240" w:lineRule="auto"/>
+        <w:jc w:val="center"/>
+      </w:pPr>
+      <w:r>
+        <w:rPr>
+          <w:rFonts w:ascii="Times New Roman" w:hAnsi="Times New Roman" w:cs="Times New Roman"/>
+          <w:b/>
+          <w:bCs/>
+          <w:sz w:val="28"/>
+          <w:szCs w:val="28"/>
+          <w:lang w:val="uz-Cyrl-UZ"/>
+        </w:rPr>
+        <w:t xml:space="preserve">2026-йил “____” __________даги</w:t>
+      </w:r>
+    </w:p>
+    <w:p>
+      <w:pPr>
+        <w:spacing w:before="120" w:after="120" w:line="240" w:lineRule="auto"/>
+        <w:jc w:val="center"/>
+      </w:pPr>
+      <w:r>
+        <w:rPr>
+          <w:rFonts w:ascii="Times New Roman" w:hAnsi="Times New Roman" w:cs="Times New Roman"/>
+          <w:b/>
+          <w:bCs/>
+          <w:sz w:val="28"/>
+          <w:szCs w:val="28"/>
+          <w:lang w:val="uz-Cyrl-UZ"/>
+        </w:rPr>
+        <w:t xml:space="preserve">ART-2026-A-18-сонли шартномага</w:t>
+      </w:r>
+    </w:p>
+    <w:p>
+      <w:pPr>
+        <w:spacing w:before="120" w:after="120" w:line="240" w:lineRule="auto"/>
+        <w:jc w:val="center"/>
+      </w:pPr>
+      <w:r>
+        <w:rPr>
+          <w:rFonts w:ascii="Times New Roman" w:hAnsi="Times New Roman" w:cs="Times New Roman"/>
+          <w:b/>
+          <w:bCs/>
+          <w:sz w:val="28"/>
+          <w:szCs w:val="28"/>
+          <w:lang w:val="uz-Cyrl-UZ"/>
+        </w:rPr>
+        <w:t xml:space="preserve">ИЛОВА</w:t>
+      </w:r>
+    </w:p>
+    <w:p/>
+    <w:p>
+      <w:pPr>
+        <w:spacing w:before="120" w:after="120" w:line="240" w:lineRule="auto"/>
+        <w:jc w:val="center"/>
+      </w:pPr>
+      <w:r>
+        <w:rPr>
+          <w:rFonts w:ascii="Times New Roman" w:hAnsi="Times New Roman" w:cs="Times New Roman"/>
+          <w:b/>
+          <w:bCs/>
+          <w:sz w:val="28"/>
+          <w:szCs w:val="28"/>
+          <w:lang w:val="uz-Cyrl-UZ"/>
+        </w:rPr>
+        <w:t xml:space="preserve">Йиғимнинг қолган 80% тўлаш</w:t>
+      </w:r>
+    </w:p>
+    <w:p>
+      <w:pPr>
+        <w:spacing w:before="120" w:after="120" w:line="240" w:lineRule="auto"/>
+        <w:jc w:val="center"/>
+      </w:pPr>
+      <w:r>
+        <w:rPr>
+          <w:rFonts w:ascii="Times New Roman" w:hAnsi="Times New Roman" w:cs="Times New Roman"/>
+          <w:b/>
+          <w:bCs/>
+          <w:sz w:val="28"/>
+          <w:szCs w:val="28"/>
+          <w:lang w:val="uz-Cyrl-UZ"/>
+        </w:rPr>
+        <w:t xml:space="preserve">РЕЖА ЖАДВАЛИ</w:t>
+      </w:r>
+    </w:p>
+    <w:tbl>
+      <w:tblPr>
+        <w:tblW w:w="9000" w:type="dxa"/>
+        <w:tblBorders>
+          <w:top w:val="single" w:sz="6"/>
+          <w:left w:val="single" w:sz="6"/>
+          <w:bottom w:val="single" w:sz="6"/>
+          <w:right w:val="single" w:sz="6"/>
+          <w:insideH w:val="single" w:sz="6"/>
+          <w:insideV w:val="single" w:sz="6"/>
+        </w:tblBorders>
+      </w:tblPr>
+      <w:tblGrid>
+        <w:gridCol w:w="850"/>
+        <w:gridCol w:w="2100"/>
+        <w:gridCol w:w="6050"/>
+      </w:tblGrid>
+      <w:tr>
+        <w:tc>
+          <w:tcPr>
+            <w:tcW w:w="850" w:type="dxa"/>
+            <w:vAlign w:val="center"/>
+          </w:tcPr>
+          <w:p>
+            <w:pPr>
+              <w:spacing w:before="120" w:after="120" w:line="240" w:lineRule="auto"/>
+              <w:jc w:val="center"/>
+            </w:pPr>
+            <w:r>
+              <w:rPr>
+                <w:rFonts w:ascii="Times New Roman" w:hAnsi="Times New Roman" w:cs="Times New Roman"/>
+                <w:b/>
+                <w:bCs/>
+                <w:sz w:val="28"/>
+                <w:szCs w:val="28"/>
+                <w:lang w:val="uz-Cyrl-UZ"/>
+              </w:rPr>
+              <w:t xml:space="preserve">1.</w:t>
+            </w:r>
+          </w:p>
+        </w:tc>
+        <w:tc>
+          <w:tcPr>
+            <w:tcW w:w="2100" w:type="dxa"/>
+            <w:vAlign w:val="center"/>
+          </w:tcPr>
+          <w:p>
+            <w:pPr>
+              <w:spacing w:before="120" w:after="120" w:line="240" w:lineRule="auto"/>
+              <w:jc w:val="center"/>
+            </w:pPr>
+            <w:r>
+              <w:rPr>
+                <w:rFonts w:ascii="Times New Roman" w:hAnsi="Times New Roman" w:cs="Times New Roman"/>
+                <w:b/>
+                <w:bCs/>
+                <w:sz w:val="28"/>
+                <w:szCs w:val="28"/>
+                <w:lang w:val="uz-Cyrl-UZ"/>
+              </w:rPr>
+              <w:t xml:space="preserve">20.08.2026</w:t>
+            </w:r>
+          </w:p>
+        </w:tc>
+        <w:tc>
+          <w:tcPr>
+            <w:tcW w:w="6050" w:type="dxa"/>
+            <w:vAlign w:val="center"/>
+          </w:tcPr>
+          <w:p>
+            <w:pPr>
+              <w:spacing w:before="120" w:after="120" w:line="240" w:lineRule="auto"/>
+              <w:jc w:val="center"/>
+            </w:pPr>
+            <w:r>
+              <w:rPr>
+                <w:rFonts w:ascii="Times New Roman" w:hAnsi="Times New Roman" w:cs="Times New Roman"/>
+                <w:b/>
+                <w:bCs/>
+                <w:sz w:val="28"/>
+                <w:szCs w:val="28"/>
+                <w:lang w:val="uz-Cyrl-UZ"/>
+              </w:rPr>
+              <w:t xml:space="preserve">3 888 000.00 сўм</w:t>
+            </w:r>
+          </w:p>
+        </w:tc>
+      </w:tr>
+      <w:tr>
+        <w:tc>
+          <w:tcPr>
+            <w:tcW w:w="850" w:type="dxa"/>
+            <w:vAlign w:val="center"/>
+          </w:tcPr>
+          <w:p>
+            <w:pPr>
+              <w:spacing w:before="120" w:after="120" w:line="240" w:lineRule="auto"/>
+              <w:jc w:val="center"/>
+            </w:pPr>
+            <w:r>
+              <w:rPr>
+                <w:rFonts w:ascii="Times New Roman" w:hAnsi="Times New Roman" w:cs="Times New Roman"/>
+                <w:b/>
+                <w:bCs/>
+                <w:sz w:val="28"/>
+                <w:szCs w:val="28"/>
+                <w:lang w:val="uz-Cyrl-UZ"/>
+              </w:rPr>
+              <w:t xml:space="preserve">2.</w:t>
+            </w:r>
+          </w:p>
+        </w:tc>
+        <w:tc>
+          <w:tcPr>
+            <w:tcW w:w="2100" w:type="dxa"/>
+            <w:vAlign w:val="center"/>
+          </w:tcPr>
+          <w:p>
+            <w:pPr>
+              <w:spacing w:before="120" w:after="120" w:line="240" w:lineRule="auto"/>
+              <w:jc w:val="center"/>
+            </w:pPr>
+            <w:r>
+              <w:rPr>
+                <w:rFonts w:ascii="Times New Roman" w:hAnsi="Times New Roman" w:cs="Times New Roman"/>
+                <w:b/>
+                <w:bCs/>
+                <w:sz w:val="28"/>
+                <w:szCs w:val="28"/>
+                <w:lang w:val="uz-Cyrl-UZ"/>
+              </w:rPr>
+              <w:t xml:space="preserve">20.11.2026</w:t>
+            </w:r>
+          </w:p>
+        </w:tc>
+        <w:tc>
+          <w:tcPr>
+            <w:tcW w:w="6050" w:type="dxa"/>
+            <w:vAlign w:val="center"/>
+          </w:tcPr>
+          <w:p>
+            <w:pPr>
+              <w:spacing w:before="120" w:after="120" w:line="240" w:lineRule="auto"/>
+              <w:jc w:val="center"/>
+            </w:pPr>
+            <w:r>
+              <w:rPr>
+                <w:rFonts w:ascii="Times New Roman" w:hAnsi="Times New Roman" w:cs="Times New Roman"/>
+                <w:b/>
+                <w:bCs/>
+                <w:sz w:val="28"/>
+                <w:szCs w:val="28"/>
+                <w:lang w:val="uz-Cyrl-UZ"/>
+              </w:rPr>
+              <w:t xml:space="preserve">3 888 000.00 сўм</w:t>
+            </w:r>
+          </w:p>
+        </w:tc>
+      </w:tr>
+      <w:tr>
+        <w:tc>
+          <w:tcPr>
+            <w:tcW w:w="850" w:type="dxa"/>
+            <w:vAlign w:val="center"/>
+          </w:tcPr>
+          <w:p>
+            <w:pPr>
+              <w:spacing w:before="120" w:after="120" w:line="240" w:lineRule="auto"/>
+              <w:jc w:val="center"/>
+            </w:pPr>
+            <w:r>
+              <w:rPr>
+                <w:rFonts w:ascii="Times New Roman" w:hAnsi="Times New Roman" w:cs="Times New Roman"/>
+                <w:b/>
+                <w:bCs/>
+                <w:sz w:val="28"/>
+                <w:szCs w:val="28"/>
+                <w:lang w:val="uz-Cyrl-UZ"/>
+              </w:rPr>
+              <w:t xml:space="preserve">3.</w:t>
+            </w:r>
+          </w:p>
+        </w:tc>
+        <w:tc>
+          <w:tcPr>
+            <w:tcW w:w="2100" w:type="dxa"/>
+            <w:vAlign w:val="center"/>
+          </w:tcPr>
+          <w:p>
+            <w:pPr>
+              <w:spacing w:before="120" w:after="120" w:line="240" w:lineRule="auto"/>
+              <w:jc w:val="center"/>
+            </w:pPr>
+            <w:r>
+              <w:rPr>
+                <w:rFonts w:ascii="Times New Roman" w:hAnsi="Times New Roman" w:cs="Times New Roman"/>
+                <w:b/>
+                <w:bCs/>
+                <w:sz w:val="28"/>
+                <w:szCs w:val="28"/>
+                <w:lang w:val="uz-Cyrl-UZ"/>
+              </w:rPr>
+              <w:t xml:space="preserve">20.02.2027</w:t>
+            </w:r>
+          </w:p>
+        </w:tc>
+        <w:tc>
+          <w:tcPr>
+            <w:tcW w:w="6050" w:type="dxa"/>
+            <w:vAlign w:val="center"/>
+          </w:tcPr>
+          <w:p>
+            <w:pPr>
+              <w:spacing w:before="120" w:after="120" w:line="240" w:lineRule="auto"/>
+              <w:jc w:val="center"/>
+            </w:pPr>
+            <w:r>
+              <w:rPr>
+                <w:rFonts w:ascii="Times New Roman" w:hAnsi="Times New Roman" w:cs="Times New Roman"/>
+                <w:b/>
+                <w:bCs/>
+                <w:sz w:val="28"/>
+                <w:szCs w:val="28"/>
+                <w:lang w:val="uz-Cyrl-UZ"/>
+              </w:rPr>
+              <w:t xml:space="preserve">3 888 000.00 сўм</w:t>
+            </w:r>
+          </w:p>
+        </w:tc>
+      </w:tr>
+      <w:tr>
+        <w:tc>
+          <w:tcPr>
+            <w:tcW w:w="850" w:type="dxa"/>
+            <w:vAlign w:val="center"/>
+          </w:tcPr>
+          <w:p>
+            <w:pPr>
+              <w:spacing w:before="120" w:after="120" w:line="240" w:lineRule="auto"/>
+              <w:jc w:val="center"/>
+            </w:pPr>
+            <w:r>
+              <w:rPr>
+                <w:rFonts w:ascii="Times New Roman" w:hAnsi="Times New Roman" w:cs="Times New Roman"/>
+                <w:b/>
+                <w:bCs/>
+                <w:sz w:val="28"/>
+                <w:szCs w:val="28"/>
+                <w:lang w:val="uz-Cyrl-UZ"/>
+              </w:rPr>
+              <w:t xml:space="preserve">4.</w:t>
+            </w:r>
+          </w:p>
+        </w:tc>
+        <w:tc>
+          <w:tcPr>
+            <w:tcW w:w="2100" w:type="dxa"/>
+            <w:vAlign w:val="center"/>
+          </w:tcPr>
+          <w:p>
+            <w:pPr>
+              <w:spacing w:before="120" w:after="120" w:line="240" w:lineRule="auto"/>
+              <w:jc w:val="center"/>
+            </w:pPr>
+            <w:r>
+              <w:rPr>
+                <w:rFonts w:ascii="Times New Roman" w:hAnsi="Times New Roman" w:cs="Times New Roman"/>
+                <w:b/>
+                <w:bCs/>
+                <w:sz w:val="28"/>
+                <w:szCs w:val="28"/>
+                <w:lang w:val="uz-Cyrl-UZ"/>
+              </w:rPr>
+              <w:t xml:space="preserve">20.05.2027</w:t>
+            </w:r>
+          </w:p>
+        </w:tc>
+        <w:tc>
+          <w:tcPr>
+            <w:tcW w:w="6050" w:type="dxa"/>
+            <w:vAlign w:val="center"/>
+          </w:tcPr>
+          <w:p>
+            <w:pPr>
+              <w:spacing w:before="120" w:after="120" w:line="240" w:lineRule="auto"/>
+              <w:jc w:val="center"/>
+            </w:pPr>
+            <w:r>
+              <w:rPr>
+                <w:rFonts w:ascii="Times New Roman" w:hAnsi="Times New Roman" w:cs="Times New Roman"/>
+                <w:b/>
+                <w:bCs/>
+                <w:sz w:val="28"/>
+                <w:szCs w:val="28"/>
+                <w:lang w:val="uz-Cyrl-UZ"/>
+              </w:rPr>
+              <w:t xml:space="preserve">3 888 000.00 сўм</w:t>
+            </w:r>
+          </w:p>
+        </w:tc>
+      </w:tr>
+      <w:tr>
+        <w:tc>
+          <w:tcPr>
+            <w:tcW w:w="850" w:type="dxa"/>
+            <w:vAlign w:val="center"/>
+          </w:tcPr>
+          <w:p>
+            <w:pPr>
+              <w:spacing w:before="120" w:after="120" w:line="240" w:lineRule="auto"/>
+              <w:jc w:val="center"/>
+            </w:pPr>
+            <w:r>
+              <w:rPr>
+                <w:rFonts w:ascii="Times New Roman" w:hAnsi="Times New Roman" w:cs="Times New Roman"/>
+                <w:sz w:val="28"/>
+                <w:szCs w:val="28"/>
+                <w:lang w:val="uz-Cyrl-UZ"/>
+              </w:rPr>
+              <w:t xml:space="preserve"/>
+            </w:r>
+          </w:p>
+        </w:tc>
+        <w:tc>
+          <w:tcPr>
+            <w:tcW w:w="2100" w:type="dxa"/>
+            <w:vAlign w:val="center"/>
+          </w:tcPr>
+          <w:p>
+            <w:pPr>
+              <w:spacing w:before="120" w:after="120" w:line="240" w:lineRule="auto"/>
+              <w:jc w:val="center"/>
+            </w:pPr>
+            <w:r>
+              <w:rPr>
+                <w:rFonts w:ascii="Times New Roman" w:hAnsi="Times New Roman" w:cs="Times New Roman"/>
+                <w:b/>
+                <w:bCs/>
+                <w:sz w:val="28"/>
+                <w:szCs w:val="28"/>
+                <w:lang w:val="uz-Cyrl-UZ"/>
+              </w:rPr>
+              <w:t xml:space="preserve">Жами:</w:t>
+            </w:r>
+          </w:p>
+        </w:tc>
+        <w:tc>
+          <w:tcPr>
+            <w:tcW w:w="6050" w:type="dxa"/>
+            <w:vAlign w:val="center"/>
+          </w:tcPr>
+          <w:p>
+            <w:pPr>
+              <w:spacing w:before="120" w:after="120" w:line="240" w:lineRule="auto"/>
+              <w:jc w:val="center"/>
+            </w:pPr>
+            <w:r>
+              <w:rPr>
+                <w:rFonts w:ascii="Times New Roman" w:hAnsi="Times New Roman" w:cs="Times New Roman"/>
+                <w:b/>
+                <w:bCs/>
+                <w:sz w:val="28"/>
+                <w:szCs w:val="28"/>
+                <w:lang w:val="uz-Cyrl-UZ"/>
+              </w:rPr>
+              <w:t xml:space="preserve">15 552 000.00 сўм</w:t>
+            </w:r>
+          </w:p>
+        </w:tc>
+      </w:tr>
+    </w:tbl>
+    <w:p/>
+    <w:p/>
+    <w:tbl>
+      <w:tblPr>
+        <w:tblW w:w="9000" w:type="dxa"/>
+        <w:tblBorders>
+          <w:top w:val="single" w:sz="6"/>
+          <w:left w:val="single" w:sz="6"/>
+          <w:bottom w:val="single" w:sz="6"/>
+          <w:right w:val="single" w:sz="6"/>
+          <w:insideH w:val="single" w:sz="6"/>
+          <w:insideV w:val="single" w:sz="6"/>
+        </w:tblBorders>
+      </w:tblPr>
+      <w:tr>
+        <w:tc>
+          <w:tcPr>
+            <w:tcW w:w="4500" w:type="dxa"/>
+            <w:tcMar>
+              <w:top w:w="120" w:type="dxa"/>
+              <w:bottom w:w="120" w:type="dxa"/>
+            </w:tcMar>
+          </w:tcPr>
+          <w:p>
+            <w:pPr>
+              <w:spacing w:before="120" w:after="120" w:line="240" w:lineRule="auto"/>
+              <w:jc w:val="center"/>
+            </w:pPr>
+            <w:r>
+              <w:rPr>
+                <w:rFonts w:ascii="Times New Roman" w:hAnsi="Times New Roman" w:cs="Times New Roman"/>
+                <w:b/>
+                <w:bCs/>
+                <w:sz w:val="28"/>
+                <w:szCs w:val="28"/>
+                <w:lang w:val="uz-Cyrl-UZ"/>
+              </w:rPr>
+              <w:t xml:space="preserve">КОМПАНИЯ</w:t>
+            </w:r>
+          </w:p>
+          <w:p>
+            <w:pPr>
+              <w:spacing w:before="120" w:after="120" w:line="240" w:lineRule="auto"/>
+              <w:jc w:val="center"/>
+            </w:pPr>
+            <w:r>
+              <w:rPr>
+                <w:rFonts w:ascii="Times New Roman" w:hAnsi="Times New Roman" w:cs="Times New Roman"/>
+                <w:sz w:val="28"/>
+                <w:szCs w:val="28"/>
+                <w:lang w:val="uz-Cyrl-UZ"/>
+              </w:rPr>
+              <w:t xml:space="preserve"> </w:t>
+            </w:r>
+          </w:p>
+          <w:p>
+            <w:pPr>
+              <w:spacing w:before="120" w:after="120" w:line="240" w:lineRule="auto"/>
+              <w:jc w:val="center"/>
+            </w:pPr>
+            <w:r>
+              <w:rPr>
+                <w:rFonts w:ascii="Times New Roman" w:hAnsi="Times New Roman" w:cs="Times New Roman"/>
+                <w:sz w:val="28"/>
+                <w:szCs w:val="28"/>
+                <w:lang w:val="uz-Cyrl-UZ"/>
+              </w:rPr>
+              <w:t xml:space="preserve"> </w:t>
+            </w:r>
+          </w:p>
+          <w:p>
+            <w:pPr>
+              <w:spacing w:before="120" w:after="120" w:line="240" w:lineRule="auto"/>
+              <w:jc w:val="center"/>
+            </w:pPr>
+            <w:r>
+              <w:rPr>
+                <w:rFonts w:ascii="Times New Roman" w:hAnsi="Times New Roman" w:cs="Times New Roman"/>
+                <w:sz w:val="28"/>
+                <w:szCs w:val="28"/>
+                <w:lang w:val="uz-Cyrl-UZ"/>
+              </w:rPr>
+              <w:t xml:space="preserve">____________________________</w:t>
+            </w:r>
+          </w:p>
+          <w:p>
+            <w:pPr>
+              <w:spacing w:before="120" w:after="120" w:line="240" w:lineRule="auto"/>
+              <w:jc w:val="center"/>
+            </w:pPr>
+            <w:r>
+              <w:rPr>
+                <w:rFonts w:ascii="Times New Roman" w:hAnsi="Times New Roman" w:cs="Times New Roman"/>
+                <w:b/>
+                <w:bCs/>
+                <w:sz w:val="28"/>
+                <w:szCs w:val="28"/>
+                <w:lang w:val="uz-Cyrl-UZ"/>
+              </w:rPr>
+              <w:t xml:space="preserve">Ш. Каримов</w:t>
+            </w:r>
+          </w:p>
+        </w:tc>
+        <w:tc>
+          <w:tcPr>
+            <w:tcW w:w="4500" w:type="dxa"/>
+            <w:tcMar>
+              <w:top w:w="120" w:type="dxa"/>
+              <w:bottom w:w="120" w:type="dxa"/>
+            </w:tcMar>
+          </w:tcPr>
+          <w:p>
+            <w:pPr>
+              <w:spacing w:before="120" w:after="120" w:line="240" w:lineRule="auto"/>
+              <w:jc w:val="center"/>
+            </w:pPr>
+            <w:r>
+              <w:rPr>
+                <w:rFonts w:ascii="Times New Roman" w:hAnsi="Times New Roman" w:cs="Times New Roman"/>
+                <w:b/>
+                <w:bCs/>
+                <w:sz w:val="28"/>
+                <w:szCs w:val="28"/>
+                <w:lang w:val="uz-Cyrl-UZ"/>
+              </w:rPr>
+              <w:t xml:space="preserve">ИНВЕСТОР</w:t>
+            </w:r>
+          </w:p>
+          <w:p>
+            <w:pPr>
+              <w:spacing w:before="120" w:after="120" w:line="240" w:lineRule="auto"/>
+              <w:jc w:val="center"/>
+            </w:pPr>
+            <w:r>
+              <w:rPr>
+                <w:rFonts w:ascii="Times New Roman" w:hAnsi="Times New Roman" w:cs="Times New Roman"/>
+                <w:sz w:val="28"/>
+                <w:szCs w:val="28"/>
+                <w:lang w:val="uz-Cyrl-UZ"/>
+              </w:rPr>
+              <w:t xml:space="preserve"> </w:t>
+            </w:r>
+          </w:p>
+          <w:p>
+            <w:pPr>
+              <w:spacing w:before="120" w:after="120" w:line="240" w:lineRule="auto"/>
+              <w:jc w:val="center"/>
+            </w:pPr>
+            <w:r>
+              <w:rPr>
+                <w:rFonts w:ascii="Times New Roman" w:hAnsi="Times New Roman" w:cs="Times New Roman"/>
+                <w:sz w:val="28"/>
+                <w:szCs w:val="28"/>
+                <w:lang w:val="uz-Cyrl-UZ"/>
+              </w:rPr>
+              <w:t xml:space="preserve"> </w:t>
+            </w:r>
+          </w:p>
+          <w:p>
+            <w:pPr>
+              <w:spacing w:before="120" w:after="120" w:line="240" w:lineRule="auto"/>
+              <w:jc w:val="center"/>
+            </w:pPr>
+            <w:r>
+              <w:rPr>
+                <w:rFonts w:ascii="Times New Roman" w:hAnsi="Times New Roman" w:cs="Times New Roman"/>
+                <w:sz w:val="28"/>
+                <w:szCs w:val="28"/>
+                <w:lang w:val="uz-Cyrl-UZ"/>
+              </w:rPr>
+              <w:t xml:space="preserve">____________________________</w:t>
+            </w:r>
+          </w:p>
+          <w:p>
+            <w:pPr>
+              <w:spacing w:before="120" w:after="120" w:line="240" w:lineRule="auto"/>
+              <w:jc w:val="center"/>
+            </w:pPr>
+            <w:r>
+              <w:rPr>
+                <w:rFonts w:ascii="Times New Roman" w:hAnsi="Times New Roman" w:cs="Times New Roman"/>
+                <w:b/>
+                <w:bCs/>
+                <w:sz w:val="28"/>
+                <w:szCs w:val="28"/>
+                <w:lang w:val="uz-Cyrl-UZ"/>
+              </w:rPr>
+              <w:t xml:space="preserve">Усмонов Сардор</w:t>
             </w:r>
           </w:p>
         </w:tc>

--- a/public/uploads/contracts/draft-18.docx
+++ b/public/uploads/contracts/draft-18.docx
@@ -1148,6 +1148,21 @@
                 <w:lang w:val="uz-Cyrl-UZ"/>
               </w:rPr>
               <w:t xml:space="preserve"> </w:t>
+            </w:r>
+          </w:p>
+          <w:p>
+            <w:pPr>
+              <w:jc w:val="center"/>
+              <w:spacing w:after="20"/>
+            </w:pPr>
+            <w:r>
+              <w:rPr>
+                <w:rFonts w:ascii="Times New Roman" w:hAnsi="Times New Roman" w:cs="Times New Roman"/>
+                <w:sz w:val="28"/>
+                <w:szCs w:val="28"/>
+                <w:lang w:val="uz-Cyrl-UZ"/>
+              </w:rPr>
+              <w:t xml:space="preserve">Имзо:</w:t>
             </w:r>
           </w:p>
           <w:p>
@@ -1233,7 +1248,7 @@
                 <w:szCs w:val="28"/>
                 <w:lang w:val="uz-Cyrl-UZ"/>
               </w:rPr>
-              <w:t xml:space="preserve">18-сон, 2026-йил 1-июл</w:t>
+              <w:t xml:space="preserve">18-сон, 2026-йил 4-январ</w:t>
             </w:r>
           </w:p>
         </w:tc>
@@ -1350,6 +1365,21 @@
                 <w:lang w:val="uz-Cyrl-UZ"/>
               </w:rPr>
               <w:t xml:space="preserve"> </w:t>
+            </w:r>
+          </w:p>
+          <w:p>
+            <w:pPr>
+              <w:jc w:val="center"/>
+              <w:spacing w:after="20"/>
+            </w:pPr>
+            <w:r>
+              <w:rPr>
+                <w:rFonts w:ascii="Times New Roman" w:hAnsi="Times New Roman" w:cs="Times New Roman"/>
+                <w:sz w:val="28"/>
+                <w:szCs w:val="28"/>
+                <w:lang w:val="uz-Cyrl-UZ"/>
+              </w:rPr>
+              <w:t xml:space="preserve">Имзо:</w:t>
             </w:r>
           </w:p>
           <w:p>
@@ -1420,7 +1450,7 @@
                 <w:szCs w:val="28"/>
                 <w:lang w:val="uz-Cyrl-UZ"/>
               </w:rPr>
-              <w:t xml:space="preserve">2026-йил 1-июл</w:t>
+              <w:t xml:space="preserve">2026-йил 5-январ</w:t>
             </w:r>
           </w:p>
         </w:tc>
@@ -1462,7 +1492,7 @@
           <w:szCs w:val="28"/>
           <w:lang w:val="uz-Cyrl-UZ"/>
         </w:rPr>
-        <w:t xml:space="preserve">ART-2026-A-18-сонли шартномага</w:t>
+        <w:t xml:space="preserve">А-25-PZOR8-сонли шартномага</w:t>
       </w:r>
     </w:p>
     <w:p>
@@ -1497,7 +1527,7 @@
           <w:szCs w:val="28"/>
           <w:lang w:val="uz-Cyrl-UZ"/>
         </w:rPr>
-        <w:t xml:space="preserve">Йиғимнинг қолган 80% тўлаш</w:t>
+        <w:t xml:space="preserve">Шартноманинг бир йиллик тўлов</w:t>
       </w:r>
     </w:p>
     <w:p>
@@ -1600,7 +1630,7 @@
                 <w:szCs w:val="28"/>
                 <w:lang w:val="uz-Cyrl-UZ"/>
               </w:rPr>
-              <w:t xml:space="preserve">3 888 000.00 сўм</w:t>
+              <w:t xml:space="preserve">1 620 000.00 сўм</w:t>
             </w:r>
           </w:p>
         </w:tc>
@@ -1648,7 +1678,7 @@
                 <w:szCs w:val="28"/>
                 <w:lang w:val="uz-Cyrl-UZ"/>
               </w:rPr>
-              <w:t xml:space="preserve">20.11.2026</w:t>
+              <w:t xml:space="preserve">20.09.2026</w:t>
             </w:r>
           </w:p>
         </w:tc>
@@ -1671,7 +1701,7 @@
                 <w:szCs w:val="28"/>
                 <w:lang w:val="uz-Cyrl-UZ"/>
               </w:rPr>
-              <w:t xml:space="preserve">3 888 000.00 сўм</w:t>
+              <w:t xml:space="preserve">1 620 000.00 сўм</w:t>
             </w:r>
           </w:p>
         </w:tc>
@@ -1719,7 +1749,7 @@
                 <w:szCs w:val="28"/>
                 <w:lang w:val="uz-Cyrl-UZ"/>
               </w:rPr>
-              <w:t xml:space="preserve">20.02.2027</w:t>
+              <w:t xml:space="preserve">20.10.2026</w:t>
             </w:r>
           </w:p>
         </w:tc>
@@ -1742,7 +1772,7 @@
                 <w:szCs w:val="28"/>
                 <w:lang w:val="uz-Cyrl-UZ"/>
               </w:rPr>
-              <w:t xml:space="preserve">3 888 000.00 сўм</w:t>
+              <w:t xml:space="preserve">1 620 000.00 сўм</w:t>
             </w:r>
           </w:p>
         </w:tc>
@@ -1790,7 +1820,7 @@
                 <w:szCs w:val="28"/>
                 <w:lang w:val="uz-Cyrl-UZ"/>
               </w:rPr>
-              <w:t xml:space="preserve">20.05.2027</w:t>
+              <w:t xml:space="preserve">20.11.2026</w:t>
             </w:r>
           </w:p>
         </w:tc>
@@ -1813,7 +1843,7 @@
                 <w:szCs w:val="28"/>
                 <w:lang w:val="uz-Cyrl-UZ"/>
               </w:rPr>
-              <w:t xml:space="preserve">3 888 000.00 сўм</w:t>
+              <w:t xml:space="preserve">1 620 000.00 сўм</w:t>
             </w:r>
           </w:p>
         </w:tc>
@@ -1832,6 +1862,574 @@
             <w:r>
               <w:rPr>
                 <w:rFonts w:ascii="Times New Roman" w:hAnsi="Times New Roman" w:cs="Times New Roman"/>
+                <w:b/>
+                <w:bCs/>
+                <w:sz w:val="28"/>
+                <w:szCs w:val="28"/>
+                <w:lang w:val="uz-Cyrl-UZ"/>
+              </w:rPr>
+              <w:t xml:space="preserve">5.</w:t>
+            </w:r>
+          </w:p>
+        </w:tc>
+        <w:tc>
+          <w:tcPr>
+            <w:tcW w:w="2100" w:type="dxa"/>
+            <w:vAlign w:val="center"/>
+          </w:tcPr>
+          <w:p>
+            <w:pPr>
+              <w:spacing w:before="120" w:after="120" w:line="240" w:lineRule="auto"/>
+              <w:jc w:val="center"/>
+            </w:pPr>
+            <w:r>
+              <w:rPr>
+                <w:rFonts w:ascii="Times New Roman" w:hAnsi="Times New Roman" w:cs="Times New Roman"/>
+                <w:b/>
+                <w:bCs/>
+                <w:sz w:val="28"/>
+                <w:szCs w:val="28"/>
+                <w:lang w:val="uz-Cyrl-UZ"/>
+              </w:rPr>
+              <w:t xml:space="preserve">20.12.2026</w:t>
+            </w:r>
+          </w:p>
+        </w:tc>
+        <w:tc>
+          <w:tcPr>
+            <w:tcW w:w="6050" w:type="dxa"/>
+            <w:vAlign w:val="center"/>
+          </w:tcPr>
+          <w:p>
+            <w:pPr>
+              <w:spacing w:before="120" w:after="120" w:line="240" w:lineRule="auto"/>
+              <w:jc w:val="center"/>
+            </w:pPr>
+            <w:r>
+              <w:rPr>
+                <w:rFonts w:ascii="Times New Roman" w:hAnsi="Times New Roman" w:cs="Times New Roman"/>
+                <w:b/>
+                <w:bCs/>
+                <w:sz w:val="28"/>
+                <w:szCs w:val="28"/>
+                <w:lang w:val="uz-Cyrl-UZ"/>
+              </w:rPr>
+              <w:t xml:space="preserve">1 620 000.00 сўм</w:t>
+            </w:r>
+          </w:p>
+        </w:tc>
+      </w:tr>
+      <w:tr>
+        <w:tc>
+          <w:tcPr>
+            <w:tcW w:w="850" w:type="dxa"/>
+            <w:vAlign w:val="center"/>
+          </w:tcPr>
+          <w:p>
+            <w:pPr>
+              <w:spacing w:before="120" w:after="120" w:line="240" w:lineRule="auto"/>
+              <w:jc w:val="center"/>
+            </w:pPr>
+            <w:r>
+              <w:rPr>
+                <w:rFonts w:ascii="Times New Roman" w:hAnsi="Times New Roman" w:cs="Times New Roman"/>
+                <w:b/>
+                <w:bCs/>
+                <w:sz w:val="28"/>
+                <w:szCs w:val="28"/>
+                <w:lang w:val="uz-Cyrl-UZ"/>
+              </w:rPr>
+              <w:t xml:space="preserve">6.</w:t>
+            </w:r>
+          </w:p>
+        </w:tc>
+        <w:tc>
+          <w:tcPr>
+            <w:tcW w:w="2100" w:type="dxa"/>
+            <w:vAlign w:val="center"/>
+          </w:tcPr>
+          <w:p>
+            <w:pPr>
+              <w:spacing w:before="120" w:after="120" w:line="240" w:lineRule="auto"/>
+              <w:jc w:val="center"/>
+            </w:pPr>
+            <w:r>
+              <w:rPr>
+                <w:rFonts w:ascii="Times New Roman" w:hAnsi="Times New Roman" w:cs="Times New Roman"/>
+                <w:b/>
+                <w:bCs/>
+                <w:sz w:val="28"/>
+                <w:szCs w:val="28"/>
+                <w:lang w:val="uz-Cyrl-UZ"/>
+              </w:rPr>
+              <w:t xml:space="preserve">20.01.2027</w:t>
+            </w:r>
+          </w:p>
+        </w:tc>
+        <w:tc>
+          <w:tcPr>
+            <w:tcW w:w="6050" w:type="dxa"/>
+            <w:vAlign w:val="center"/>
+          </w:tcPr>
+          <w:p>
+            <w:pPr>
+              <w:spacing w:before="120" w:after="120" w:line="240" w:lineRule="auto"/>
+              <w:jc w:val="center"/>
+            </w:pPr>
+            <w:r>
+              <w:rPr>
+                <w:rFonts w:ascii="Times New Roman" w:hAnsi="Times New Roman" w:cs="Times New Roman"/>
+                <w:b/>
+                <w:bCs/>
+                <w:sz w:val="28"/>
+                <w:szCs w:val="28"/>
+                <w:lang w:val="uz-Cyrl-UZ"/>
+              </w:rPr>
+              <w:t xml:space="preserve">1 620 000.00 сўм</w:t>
+            </w:r>
+          </w:p>
+        </w:tc>
+      </w:tr>
+      <w:tr>
+        <w:tc>
+          <w:tcPr>
+            <w:tcW w:w="850" w:type="dxa"/>
+            <w:vAlign w:val="center"/>
+          </w:tcPr>
+          <w:p>
+            <w:pPr>
+              <w:spacing w:before="120" w:after="120" w:line="240" w:lineRule="auto"/>
+              <w:jc w:val="center"/>
+            </w:pPr>
+            <w:r>
+              <w:rPr>
+                <w:rFonts w:ascii="Times New Roman" w:hAnsi="Times New Roman" w:cs="Times New Roman"/>
+                <w:b/>
+                <w:bCs/>
+                <w:sz w:val="28"/>
+                <w:szCs w:val="28"/>
+                <w:lang w:val="uz-Cyrl-UZ"/>
+              </w:rPr>
+              <w:t xml:space="preserve">7.</w:t>
+            </w:r>
+          </w:p>
+        </w:tc>
+        <w:tc>
+          <w:tcPr>
+            <w:tcW w:w="2100" w:type="dxa"/>
+            <w:vAlign w:val="center"/>
+          </w:tcPr>
+          <w:p>
+            <w:pPr>
+              <w:spacing w:before="120" w:after="120" w:line="240" w:lineRule="auto"/>
+              <w:jc w:val="center"/>
+            </w:pPr>
+            <w:r>
+              <w:rPr>
+                <w:rFonts w:ascii="Times New Roman" w:hAnsi="Times New Roman" w:cs="Times New Roman"/>
+                <w:b/>
+                <w:bCs/>
+                <w:sz w:val="28"/>
+                <w:szCs w:val="28"/>
+                <w:lang w:val="uz-Cyrl-UZ"/>
+              </w:rPr>
+              <w:t xml:space="preserve">20.02.2027</w:t>
+            </w:r>
+          </w:p>
+        </w:tc>
+        <w:tc>
+          <w:tcPr>
+            <w:tcW w:w="6050" w:type="dxa"/>
+            <w:vAlign w:val="center"/>
+          </w:tcPr>
+          <w:p>
+            <w:pPr>
+              <w:spacing w:before="120" w:after="120" w:line="240" w:lineRule="auto"/>
+              <w:jc w:val="center"/>
+            </w:pPr>
+            <w:r>
+              <w:rPr>
+                <w:rFonts w:ascii="Times New Roman" w:hAnsi="Times New Roman" w:cs="Times New Roman"/>
+                <w:b/>
+                <w:bCs/>
+                <w:sz w:val="28"/>
+                <w:szCs w:val="28"/>
+                <w:lang w:val="uz-Cyrl-UZ"/>
+              </w:rPr>
+              <w:t xml:space="preserve">1 620 000.00 сўм</w:t>
+            </w:r>
+          </w:p>
+        </w:tc>
+      </w:tr>
+      <w:tr>
+        <w:tc>
+          <w:tcPr>
+            <w:tcW w:w="850" w:type="dxa"/>
+            <w:vAlign w:val="center"/>
+          </w:tcPr>
+          <w:p>
+            <w:pPr>
+              <w:spacing w:before="120" w:after="120" w:line="240" w:lineRule="auto"/>
+              <w:jc w:val="center"/>
+            </w:pPr>
+            <w:r>
+              <w:rPr>
+                <w:rFonts w:ascii="Times New Roman" w:hAnsi="Times New Roman" w:cs="Times New Roman"/>
+                <w:b/>
+                <w:bCs/>
+                <w:sz w:val="28"/>
+                <w:szCs w:val="28"/>
+                <w:lang w:val="uz-Cyrl-UZ"/>
+              </w:rPr>
+              <w:t xml:space="preserve">8.</w:t>
+            </w:r>
+          </w:p>
+        </w:tc>
+        <w:tc>
+          <w:tcPr>
+            <w:tcW w:w="2100" w:type="dxa"/>
+            <w:vAlign w:val="center"/>
+          </w:tcPr>
+          <w:p>
+            <w:pPr>
+              <w:spacing w:before="120" w:after="120" w:line="240" w:lineRule="auto"/>
+              <w:jc w:val="center"/>
+            </w:pPr>
+            <w:r>
+              <w:rPr>
+                <w:rFonts w:ascii="Times New Roman" w:hAnsi="Times New Roman" w:cs="Times New Roman"/>
+                <w:b/>
+                <w:bCs/>
+                <w:sz w:val="28"/>
+                <w:szCs w:val="28"/>
+                <w:lang w:val="uz-Cyrl-UZ"/>
+              </w:rPr>
+              <w:t xml:space="preserve">20.03.2027</w:t>
+            </w:r>
+          </w:p>
+        </w:tc>
+        <w:tc>
+          <w:tcPr>
+            <w:tcW w:w="6050" w:type="dxa"/>
+            <w:vAlign w:val="center"/>
+          </w:tcPr>
+          <w:p>
+            <w:pPr>
+              <w:spacing w:before="120" w:after="120" w:line="240" w:lineRule="auto"/>
+              <w:jc w:val="center"/>
+            </w:pPr>
+            <w:r>
+              <w:rPr>
+                <w:rFonts w:ascii="Times New Roman" w:hAnsi="Times New Roman" w:cs="Times New Roman"/>
+                <w:b/>
+                <w:bCs/>
+                <w:sz w:val="28"/>
+                <w:szCs w:val="28"/>
+                <w:lang w:val="uz-Cyrl-UZ"/>
+              </w:rPr>
+              <w:t xml:space="preserve">1 620 000.00 сўм</w:t>
+            </w:r>
+          </w:p>
+        </w:tc>
+      </w:tr>
+      <w:tr>
+        <w:tc>
+          <w:tcPr>
+            <w:tcW w:w="850" w:type="dxa"/>
+            <w:vAlign w:val="center"/>
+          </w:tcPr>
+          <w:p>
+            <w:pPr>
+              <w:spacing w:before="120" w:after="120" w:line="240" w:lineRule="auto"/>
+              <w:jc w:val="center"/>
+            </w:pPr>
+            <w:r>
+              <w:rPr>
+                <w:rFonts w:ascii="Times New Roman" w:hAnsi="Times New Roman" w:cs="Times New Roman"/>
+                <w:b/>
+                <w:bCs/>
+                <w:sz w:val="28"/>
+                <w:szCs w:val="28"/>
+                <w:lang w:val="uz-Cyrl-UZ"/>
+              </w:rPr>
+              <w:t xml:space="preserve">9.</w:t>
+            </w:r>
+          </w:p>
+        </w:tc>
+        <w:tc>
+          <w:tcPr>
+            <w:tcW w:w="2100" w:type="dxa"/>
+            <w:vAlign w:val="center"/>
+          </w:tcPr>
+          <w:p>
+            <w:pPr>
+              <w:spacing w:before="120" w:after="120" w:line="240" w:lineRule="auto"/>
+              <w:jc w:val="center"/>
+            </w:pPr>
+            <w:r>
+              <w:rPr>
+                <w:rFonts w:ascii="Times New Roman" w:hAnsi="Times New Roman" w:cs="Times New Roman"/>
+                <w:b/>
+                <w:bCs/>
+                <w:sz w:val="28"/>
+                <w:szCs w:val="28"/>
+                <w:lang w:val="uz-Cyrl-UZ"/>
+              </w:rPr>
+              <w:t xml:space="preserve">20.04.2027</w:t>
+            </w:r>
+          </w:p>
+        </w:tc>
+        <w:tc>
+          <w:tcPr>
+            <w:tcW w:w="6050" w:type="dxa"/>
+            <w:vAlign w:val="center"/>
+          </w:tcPr>
+          <w:p>
+            <w:pPr>
+              <w:spacing w:before="120" w:after="120" w:line="240" w:lineRule="auto"/>
+              <w:jc w:val="center"/>
+            </w:pPr>
+            <w:r>
+              <w:rPr>
+                <w:rFonts w:ascii="Times New Roman" w:hAnsi="Times New Roman" w:cs="Times New Roman"/>
+                <w:b/>
+                <w:bCs/>
+                <w:sz w:val="28"/>
+                <w:szCs w:val="28"/>
+                <w:lang w:val="uz-Cyrl-UZ"/>
+              </w:rPr>
+              <w:t xml:space="preserve">1 620 000.00 сўм</w:t>
+            </w:r>
+          </w:p>
+        </w:tc>
+      </w:tr>
+      <w:tr>
+        <w:tc>
+          <w:tcPr>
+            <w:tcW w:w="850" w:type="dxa"/>
+            <w:vAlign w:val="center"/>
+          </w:tcPr>
+          <w:p>
+            <w:pPr>
+              <w:spacing w:before="120" w:after="120" w:line="240" w:lineRule="auto"/>
+              <w:jc w:val="center"/>
+            </w:pPr>
+            <w:r>
+              <w:rPr>
+                <w:rFonts w:ascii="Times New Roman" w:hAnsi="Times New Roman" w:cs="Times New Roman"/>
+                <w:b/>
+                <w:bCs/>
+                <w:sz w:val="28"/>
+                <w:szCs w:val="28"/>
+                <w:lang w:val="uz-Cyrl-UZ"/>
+              </w:rPr>
+              <w:t xml:space="preserve">10.</w:t>
+            </w:r>
+          </w:p>
+        </w:tc>
+        <w:tc>
+          <w:tcPr>
+            <w:tcW w:w="2100" w:type="dxa"/>
+            <w:vAlign w:val="center"/>
+          </w:tcPr>
+          <w:p>
+            <w:pPr>
+              <w:spacing w:before="120" w:after="120" w:line="240" w:lineRule="auto"/>
+              <w:jc w:val="center"/>
+            </w:pPr>
+            <w:r>
+              <w:rPr>
+                <w:rFonts w:ascii="Times New Roman" w:hAnsi="Times New Roman" w:cs="Times New Roman"/>
+                <w:b/>
+                <w:bCs/>
+                <w:sz w:val="28"/>
+                <w:szCs w:val="28"/>
+                <w:lang w:val="uz-Cyrl-UZ"/>
+              </w:rPr>
+              <w:t xml:space="preserve">20.05.2027</w:t>
+            </w:r>
+          </w:p>
+        </w:tc>
+        <w:tc>
+          <w:tcPr>
+            <w:tcW w:w="6050" w:type="dxa"/>
+            <w:vAlign w:val="center"/>
+          </w:tcPr>
+          <w:p>
+            <w:pPr>
+              <w:spacing w:before="120" w:after="120" w:line="240" w:lineRule="auto"/>
+              <w:jc w:val="center"/>
+            </w:pPr>
+            <w:r>
+              <w:rPr>
+                <w:rFonts w:ascii="Times New Roman" w:hAnsi="Times New Roman" w:cs="Times New Roman"/>
+                <w:b/>
+                <w:bCs/>
+                <w:sz w:val="28"/>
+                <w:szCs w:val="28"/>
+                <w:lang w:val="uz-Cyrl-UZ"/>
+              </w:rPr>
+              <w:t xml:space="preserve">1 620 000.00 сўм</w:t>
+            </w:r>
+          </w:p>
+        </w:tc>
+      </w:tr>
+      <w:tr>
+        <w:tc>
+          <w:tcPr>
+            <w:tcW w:w="850" w:type="dxa"/>
+            <w:vAlign w:val="center"/>
+          </w:tcPr>
+          <w:p>
+            <w:pPr>
+              <w:spacing w:before="120" w:after="120" w:line="240" w:lineRule="auto"/>
+              <w:jc w:val="center"/>
+            </w:pPr>
+            <w:r>
+              <w:rPr>
+                <w:rFonts w:ascii="Times New Roman" w:hAnsi="Times New Roman" w:cs="Times New Roman"/>
+                <w:b/>
+                <w:bCs/>
+                <w:sz w:val="28"/>
+                <w:szCs w:val="28"/>
+                <w:lang w:val="uz-Cyrl-UZ"/>
+              </w:rPr>
+              <w:t xml:space="preserve">11.</w:t>
+            </w:r>
+          </w:p>
+        </w:tc>
+        <w:tc>
+          <w:tcPr>
+            <w:tcW w:w="2100" w:type="dxa"/>
+            <w:vAlign w:val="center"/>
+          </w:tcPr>
+          <w:p>
+            <w:pPr>
+              <w:spacing w:before="120" w:after="120" w:line="240" w:lineRule="auto"/>
+              <w:jc w:val="center"/>
+            </w:pPr>
+            <w:r>
+              <w:rPr>
+                <w:rFonts w:ascii="Times New Roman" w:hAnsi="Times New Roman" w:cs="Times New Roman"/>
+                <w:b/>
+                <w:bCs/>
+                <w:sz w:val="28"/>
+                <w:szCs w:val="28"/>
+                <w:lang w:val="uz-Cyrl-UZ"/>
+              </w:rPr>
+              <w:t xml:space="preserve">20.06.2027</w:t>
+            </w:r>
+          </w:p>
+        </w:tc>
+        <w:tc>
+          <w:tcPr>
+            <w:tcW w:w="6050" w:type="dxa"/>
+            <w:vAlign w:val="center"/>
+          </w:tcPr>
+          <w:p>
+            <w:pPr>
+              <w:spacing w:before="120" w:after="120" w:line="240" w:lineRule="auto"/>
+              <w:jc w:val="center"/>
+            </w:pPr>
+            <w:r>
+              <w:rPr>
+                <w:rFonts w:ascii="Times New Roman" w:hAnsi="Times New Roman" w:cs="Times New Roman"/>
+                <w:b/>
+                <w:bCs/>
+                <w:sz w:val="28"/>
+                <w:szCs w:val="28"/>
+                <w:lang w:val="uz-Cyrl-UZ"/>
+              </w:rPr>
+              <w:t xml:space="preserve">1 620 000.00 сўм</w:t>
+            </w:r>
+          </w:p>
+        </w:tc>
+      </w:tr>
+      <w:tr>
+        <w:tc>
+          <w:tcPr>
+            <w:tcW w:w="850" w:type="dxa"/>
+            <w:vAlign w:val="center"/>
+          </w:tcPr>
+          <w:p>
+            <w:pPr>
+              <w:spacing w:before="120" w:after="120" w:line="240" w:lineRule="auto"/>
+              <w:jc w:val="center"/>
+            </w:pPr>
+            <w:r>
+              <w:rPr>
+                <w:rFonts w:ascii="Times New Roman" w:hAnsi="Times New Roman" w:cs="Times New Roman"/>
+                <w:b/>
+                <w:bCs/>
+                <w:sz w:val="28"/>
+                <w:szCs w:val="28"/>
+                <w:lang w:val="uz-Cyrl-UZ"/>
+              </w:rPr>
+              <w:t xml:space="preserve">12.</w:t>
+            </w:r>
+          </w:p>
+        </w:tc>
+        <w:tc>
+          <w:tcPr>
+            <w:tcW w:w="2100" w:type="dxa"/>
+            <w:vAlign w:val="center"/>
+          </w:tcPr>
+          <w:p>
+            <w:pPr>
+              <w:spacing w:before="120" w:after="120" w:line="240" w:lineRule="auto"/>
+              <w:jc w:val="center"/>
+            </w:pPr>
+            <w:r>
+              <w:rPr>
+                <w:rFonts w:ascii="Times New Roman" w:hAnsi="Times New Roman" w:cs="Times New Roman"/>
+                <w:b/>
+                <w:bCs/>
+                <w:sz w:val="28"/>
+                <w:szCs w:val="28"/>
+                <w:lang w:val="uz-Cyrl-UZ"/>
+              </w:rPr>
+              <w:t xml:space="preserve">20.07.2027</w:t>
+            </w:r>
+          </w:p>
+        </w:tc>
+        <w:tc>
+          <w:tcPr>
+            <w:tcW w:w="6050" w:type="dxa"/>
+            <w:vAlign w:val="center"/>
+          </w:tcPr>
+          <w:p>
+            <w:pPr>
+              <w:spacing w:before="120" w:after="120" w:line="240" w:lineRule="auto"/>
+              <w:jc w:val="center"/>
+            </w:pPr>
+            <w:r>
+              <w:rPr>
+                <w:rFonts w:ascii="Times New Roman" w:hAnsi="Times New Roman" w:cs="Times New Roman"/>
+                <w:b/>
+                <w:bCs/>
+                <w:sz w:val="28"/>
+                <w:szCs w:val="28"/>
+                <w:lang w:val="uz-Cyrl-UZ"/>
+              </w:rPr>
+              <w:t xml:space="preserve">1 620 000.00 сўм</w:t>
+            </w:r>
+          </w:p>
+        </w:tc>
+      </w:tr>
+      <w:tr>
+        <w:tc>
+          <w:tcPr>
+            <w:tcW w:w="850" w:type="dxa"/>
+            <w:vAlign w:val="center"/>
+          </w:tcPr>
+          <w:p>
+            <w:pPr>
+              <w:spacing w:before="120" w:after="120" w:line="240" w:lineRule="auto"/>
+              <w:jc w:val="center"/>
+            </w:pPr>
+            <w:r>
+              <w:rPr>
+                <w:rFonts w:ascii="Times New Roman" w:hAnsi="Times New Roman" w:cs="Times New Roman"/>
                 <w:sz w:val="28"/>
                 <w:szCs w:val="28"/>
                 <w:lang w:val="uz-Cyrl-UZ"/>
@@ -1882,7 +2480,7 @@
                 <w:szCs w:val="28"/>
                 <w:lang w:val="uz-Cyrl-UZ"/>
               </w:rPr>
-              <w:t xml:space="preserve">15 552 000.00 сўм</w:t>
+              <w:t xml:space="preserve">19 440 000.00 сўм</w:t>
             </w:r>
           </w:p>
         </w:tc>
@@ -1987,7 +2585,7 @@
                 <w:szCs w:val="28"/>
                 <w:lang w:val="uz-Cyrl-UZ"/>
               </w:rPr>
-              <w:t xml:space="preserve">Ш. Каримов</w:t>
+              <w:t xml:space="preserve">Каримов Шавкат</w:t>
             </w:r>
           </w:p>
         </w:tc>

--- a/public/uploads/contracts/draft-18.docx
+++ b/public/uploads/contracts/draft-18.docx
@@ -51,24 +51,24 @@
           <w:szCs w:val="28"/>
           <w:lang w:val="uz-Cyrl-UZ"/>
         </w:rPr>
-        <w:t xml:space="preserve">2026 йил 1-июл          А-25-PZOR8-сон                                        Тошкент шаҳри ш.</w:t>
-      </w:r>
-    </w:p>
-    <w:p/>
-    <w:p>
-      <w:pPr>
-        <w:spacing w:after="0" w:line="240" w:lineRule="auto"/>
-        <w:ind w:firstLine="851"/>
-        <w:jc w:val="both"/>
-      </w:pPr>
-      <w:r>
-        <w:rPr>
-          <w:rFonts w:ascii="Times New Roman" w:hAnsi="Times New Roman" w:cs="Times New Roman"/>
-          <w:sz w:val="28"/>
-          <w:szCs w:val="28"/>
-          <w:lang w:val="uz-Cyrl-UZ"/>
-        </w:rPr>
-        <w:t xml:space="preserve">Кейинги ўринларда “Ижарага берувчи” деб номланадиган Тошкент шаҳар ҳокимияти томонидан ва кейинги ўринларда “Ижарага олувчи” деб номланадиган Усмонов Сардор («UNIVERSAL TRADE» МЧЖ) томонидан мазкур шартномани Ўзбекистон Республикаси Ягона интерактив давлат хизматлари портали орқали 2026 йил 1-июл да келиб тушган А-25-PZOR8-сон аризага биноан тузди.</w:t>
+        <w:t xml:space="preserve">2026 йил 1-июл          А-25-FOMR2-сон                                        Тошкент шаҳри ш.</w:t>
+      </w:r>
+    </w:p>
+    <w:p/>
+    <w:p>
+      <w:pPr>
+        <w:spacing w:after="0" w:line="240" w:lineRule="auto"/>
+        <w:ind w:firstLine="851"/>
+        <w:jc w:val="both"/>
+      </w:pPr>
+      <w:r>
+        <w:rPr>
+          <w:rFonts w:ascii="Times New Roman" w:hAnsi="Times New Roman" w:cs="Times New Roman"/>
+          <w:sz w:val="28"/>
+          <w:szCs w:val="28"/>
+          <w:lang w:val="uz-Cyrl-UZ"/>
+        </w:rPr>
+        <w:t xml:space="preserve">Кейинги ўринларда “Ижарага берувчи” деб номланадиган Тошкент шаҳар ҳокимияти томонидан ва кейинги ўринларда “Ижарага олувчи” деб номланадиган Набиев Жамшид («UNIVERSAL TRADE» МЧЖ) томонидан мазкур шартномани Ўзбекистон Республикаси Ягона интерактив давлат хизматлари портали орқали 2026 йил 1-июл да келиб тушган А-25-FOMR2-сон аризага биноан тузди.</w:t>
       </w:r>
     </w:p>
     <w:p/>
@@ -120,7 +120,7 @@
           <w:szCs w:val="28"/>
           <w:lang w:val="uz-Cyrl-UZ"/>
         </w:rPr>
-        <w:t xml:space="preserve">1.2. Ижарага берувчи ер участкасини 2026 йил 1-июл дан 1 (бир) йил муддатга ижарага беради, Ижарага олувчи эса ўзига тегишли бўлган Тошкент шаҳрининг Мирзо-Улуғбек туманидаги Мирзо-Улуғбек тумани, Чорсу кўчаси, №65 манзилда жойлашган «UNIVERSAL TRADE» МЧЖ объекти (ер участкаси)га туташ ҳудуддаги кейинчалик “Ер участкаси” деб номланувчи 36 кв.м ер майдонни Хизмат фаолиятини ташкил этиш учун ижарага олади.</w:t>
+        <w:t xml:space="preserve">1.2. Ижарага берувчи ер участкасини 2026 йил 1-июл дан 1 (бир) йил муддатга ижарага беради, Ижарага олувчи эса ўзига тегишли бўлган Тошкент шаҳрининг Мирзо-Улуғбек туманидаги Мирзо-Улуғбек тумани, Кичик ҳалқа йўли кўчаси, №45 манзилда жойлашган «UNIVERSAL TRADE» МЧЖ объекти (ер участкаси)га туташ ҳудуддаги кейинчалик “Ер участкаси” деб номланувчи 30 кв.м ер майдонни Умумий овқатланиш фаолиятини ташкил этиш учун ижарага олади.</w:t>
       </w:r>
     </w:p>
     <w:p/>
@@ -257,24 +257,24 @@
           <w:szCs w:val="28"/>
           <w:lang w:val="uz-Cyrl-UZ"/>
         </w:rPr>
-        <w:t xml:space="preserve">2.5. Ер участкаси тадбиркорлик фаолиятини амалга ошириш учун берилади ва қуйидаги мақсадда фойдаланилади: Умумий овқатланиш.</w:t>
-      </w:r>
-    </w:p>
-    <w:p/>
-    <w:p>
-      <w:pPr>
-        <w:spacing w:after="0" w:line="240" w:lineRule="auto"/>
-        <w:ind w:firstLine="851"/>
-        <w:jc w:val="both"/>
-      </w:pPr>
-      <w:r>
-        <w:rPr>
-          <w:rFonts w:ascii="Times New Roman" w:hAnsi="Times New Roman" w:cs="Times New Roman"/>
-          <w:sz w:val="28"/>
-          <w:szCs w:val="28"/>
-          <w:lang w:val="uz-Cyrl-UZ"/>
-        </w:rPr>
-        <w:t xml:space="preserve">2.6. Объект жойлашган кўча тури: Туризм (гастрономик). Кадастр рақами: 10:11:09:03:07:0117.</w:t>
+        <w:t xml:space="preserve">2.5. Ер участкаси тадбиркорлик фаолиятини амалга ошириш учун берилади ва қуйидаги мақсадда фойдаланилади: Хизмат.</w:t>
+      </w:r>
+    </w:p>
+    <w:p/>
+    <w:p>
+      <w:pPr>
+        <w:spacing w:after="0" w:line="240" w:lineRule="auto"/>
+        <w:ind w:firstLine="851"/>
+        <w:jc w:val="both"/>
+      </w:pPr>
+      <w:r>
+        <w:rPr>
+          <w:rFonts w:ascii="Times New Roman" w:hAnsi="Times New Roman" w:cs="Times New Roman"/>
+          <w:sz w:val="28"/>
+          <w:szCs w:val="28"/>
+          <w:lang w:val="uz-Cyrl-UZ"/>
+        </w:rPr>
+        <w:t xml:space="preserve">2.6. Объект жойлашган кўча тури: Шох (магистрал). Кадастр рақами: 10:11:07:08:08:0117.</w:t>
       </w:r>
     </w:p>
     <w:p/>
@@ -343,7 +343,7 @@
           <w:szCs w:val="28"/>
           <w:lang w:val="uz-Cyrl-UZ"/>
         </w:rPr>
-        <w:t xml:space="preserve">3.3. Ер участкаси учун йиллик ижара тўлови 19 440 000 сўмни ташкил этади ва йиллик ижара тўлов суммасининг тенг миқдорга бўлган ҳолда ҳар ойда (ойлик 1 620 000 сўм) амалга оширилади.</w:t>
+        <w:t xml:space="preserve">3.3. Ер участкаси учун йиллик ижара тўлови 16 200 000 сўмни ташкил этади ва йиллик ижара тўлов суммасининг тенг миқдорга бўлган ҳолда ҳар ойда (ойлик 1 350 000 сўм) амалга оширилади.</w:t>
       </w:r>
     </w:p>
     <w:p/>
@@ -1248,7 +1248,7 @@
                 <w:szCs w:val="28"/>
                 <w:lang w:val="uz-Cyrl-UZ"/>
               </w:rPr>
-              <w:t xml:space="preserve">18-сон, 2026-йил 4-январ</w:t>
+              <w:t xml:space="preserve">18-сон, 2026-йил 1-июл</w:t>
             </w:r>
           </w:p>
         </w:tc>
@@ -1304,7 +1304,7 @@
                 <w:szCs w:val="28"/>
                 <w:lang w:val="uz-Cyrl-UZ"/>
               </w:rPr>
-              <w:t xml:space="preserve">ФИО: Усмонов Сардор</w:t>
+              <w:t xml:space="preserve">ФИО: Набиев Жамшид</w:t>
             </w:r>
           </w:p>
           <w:p>
@@ -1319,7 +1319,7 @@
                 <w:szCs w:val="28"/>
                 <w:lang w:val="uz-Cyrl-UZ"/>
               </w:rPr>
-              <w:t xml:space="preserve">Манзил: Мирзо-Улуғбек тумани, Чорсу кўчаси, №65</w:t>
+              <w:t xml:space="preserve">Манзил: Мирзо-Улуғбек тумани, Кичик ҳалқа йўли кўчаси, №45</w:t>
             </w:r>
           </w:p>
           <w:p>
@@ -1334,7 +1334,7 @@
                 <w:szCs w:val="28"/>
                 <w:lang w:val="uz-Cyrl-UZ"/>
               </w:rPr>
-              <w:t xml:space="preserve">СТИР (ЖШШИР): 30000000022222</w:t>
+              <w:t xml:space="preserve">СТИР (ЖШШИР): 30000000055555</w:t>
             </w:r>
           </w:p>
           <w:p>
@@ -1435,7 +1435,7 @@
                 <w:szCs w:val="28"/>
                 <w:lang w:val="uz-Cyrl-UZ"/>
               </w:rPr>
-              <w:t xml:space="preserve">Е-ИМЗО: Усмонов Сардор</w:t>
+              <w:t xml:space="preserve">Е-ИМЗО: Набиев Жамшид</w:t>
             </w:r>
           </w:p>
           <w:p>
@@ -1450,7 +1450,7 @@
                 <w:szCs w:val="28"/>
                 <w:lang w:val="uz-Cyrl-UZ"/>
               </w:rPr>
-              <w:t xml:space="preserve">2026-йил 5-январ</w:t>
+              <w:t xml:space="preserve">2026-йил 1-июл</w:t>
             </w:r>
           </w:p>
         </w:tc>
@@ -1492,7 +1492,7 @@
           <w:szCs w:val="28"/>
           <w:lang w:val="uz-Cyrl-UZ"/>
         </w:rPr>
-        <w:t xml:space="preserve">А-25-PZOR8-сонли шартномага</w:t>
+        <w:t xml:space="preserve">А-25-FOMR2-сонли шартномага</w:t>
       </w:r>
     </w:p>
     <w:p>
@@ -1630,7 +1630,7 @@
                 <w:szCs w:val="28"/>
                 <w:lang w:val="uz-Cyrl-UZ"/>
               </w:rPr>
-              <w:t xml:space="preserve">1 620 000.00 сўм</w:t>
+              <w:t xml:space="preserve">1 350 000.00 сўм</w:t>
             </w:r>
           </w:p>
         </w:tc>
@@ -1701,7 +1701,7 @@
                 <w:szCs w:val="28"/>
                 <w:lang w:val="uz-Cyrl-UZ"/>
               </w:rPr>
-              <w:t xml:space="preserve">1 620 000.00 сўм</w:t>
+              <w:t xml:space="preserve">1 350 000.00 сўм</w:t>
             </w:r>
           </w:p>
         </w:tc>
@@ -1772,7 +1772,7 @@
                 <w:szCs w:val="28"/>
                 <w:lang w:val="uz-Cyrl-UZ"/>
               </w:rPr>
-              <w:t xml:space="preserve">1 620 000.00 сўм</w:t>
+              <w:t xml:space="preserve">1 350 000.00 сўм</w:t>
             </w:r>
           </w:p>
         </w:tc>
@@ -1843,7 +1843,7 @@
                 <w:szCs w:val="28"/>
                 <w:lang w:val="uz-Cyrl-UZ"/>
               </w:rPr>
-              <w:t xml:space="preserve">1 620 000.00 сўм</w:t>
+              <w:t xml:space="preserve">1 350 000.00 сўм</w:t>
             </w:r>
           </w:p>
         </w:tc>
@@ -1914,7 +1914,7 @@
                 <w:szCs w:val="28"/>
                 <w:lang w:val="uz-Cyrl-UZ"/>
               </w:rPr>
-              <w:t xml:space="preserve">1 620 000.00 сўм</w:t>
+              <w:t xml:space="preserve">1 350 000.00 сўм</w:t>
             </w:r>
           </w:p>
         </w:tc>
@@ -1985,7 +1985,7 @@
                 <w:szCs w:val="28"/>
                 <w:lang w:val="uz-Cyrl-UZ"/>
               </w:rPr>
-              <w:t xml:space="preserve">1 620 000.00 сўм</w:t>
+              <w:t xml:space="preserve">1 350 000.00 сўм</w:t>
             </w:r>
           </w:p>
         </w:tc>
@@ -2056,7 +2056,7 @@
                 <w:szCs w:val="28"/>
                 <w:lang w:val="uz-Cyrl-UZ"/>
               </w:rPr>
-              <w:t xml:space="preserve">1 620 000.00 сўм</w:t>
+              <w:t xml:space="preserve">1 350 000.00 сўм</w:t>
             </w:r>
           </w:p>
         </w:tc>
@@ -2127,7 +2127,7 @@
                 <w:szCs w:val="28"/>
                 <w:lang w:val="uz-Cyrl-UZ"/>
               </w:rPr>
-              <w:t xml:space="preserve">1 620 000.00 сўм</w:t>
+              <w:t xml:space="preserve">1 350 000.00 сўм</w:t>
             </w:r>
           </w:p>
         </w:tc>
@@ -2198,7 +2198,7 @@
                 <w:szCs w:val="28"/>
                 <w:lang w:val="uz-Cyrl-UZ"/>
               </w:rPr>
-              <w:t xml:space="preserve">1 620 000.00 сўм</w:t>
+              <w:t xml:space="preserve">1 350 000.00 сўм</w:t>
             </w:r>
           </w:p>
         </w:tc>
@@ -2269,7 +2269,7 @@
                 <w:szCs w:val="28"/>
                 <w:lang w:val="uz-Cyrl-UZ"/>
               </w:rPr>
-              <w:t xml:space="preserve">1 620 000.00 сўм</w:t>
+              <w:t xml:space="preserve">1 350 000.00 сўм</w:t>
             </w:r>
           </w:p>
         </w:tc>
@@ -2340,7 +2340,7 @@
                 <w:szCs w:val="28"/>
                 <w:lang w:val="uz-Cyrl-UZ"/>
               </w:rPr>
-              <w:t xml:space="preserve">1 620 000.00 сўм</w:t>
+              <w:t xml:space="preserve">1 350 000.00 сўм</w:t>
             </w:r>
           </w:p>
         </w:tc>
@@ -2411,7 +2411,7 @@
                 <w:szCs w:val="28"/>
                 <w:lang w:val="uz-Cyrl-UZ"/>
               </w:rPr>
-              <w:t xml:space="preserve">1 620 000.00 сўм</w:t>
+              <w:t xml:space="preserve">1 350 000.00 сўм</w:t>
             </w:r>
           </w:p>
         </w:tc>
@@ -2480,7 +2480,7 @@
                 <w:szCs w:val="28"/>
                 <w:lang w:val="uz-Cyrl-UZ"/>
               </w:rPr>
-              <w:t xml:space="preserve">19 440 000.00 сўм</w:t>
+              <w:t xml:space="preserve">16 200 000.00 сўм</w:t>
             </w:r>
           </w:p>
         </w:tc>
@@ -2673,7 +2673,7 @@
                 <w:szCs w:val="28"/>
                 <w:lang w:val="uz-Cyrl-UZ"/>
               </w:rPr>
-              <w:t xml:space="preserve">Усмонов Сардор</w:t>
+              <w:t xml:space="preserve">Набиев Жамшид</w:t>
             </w:r>
           </w:p>
         </w:tc>
